--- a/kawasaki_project/01_第10期_最新版成果品/川崎町_第1回策定委員会_確認事項・想定問答集_R8.9.2版.docx
+++ b/kawasaki_project/01_第10期_最新版成果品/川崎町_第1回策定委員会_確認事項・想定問答集_R8.9.2版.docx
@@ -1083,7 +1083,7 @@
           <w:sz w:val="20"/>
           <w:szCs w:val="20"/>
         </w:rPr>
-        <w:t xml:space="preserve">在宅介護実態調査では、家族・親族からの介護が「ない」層が45.8％（65件）を占め、この層の56.9％がすでに入所を申し込んでいます（家族介護が「ほぼ毎日ある」層は2.4％）。施設入所の申込みを最も強く分けているのは要介護度ではなく家族介護者の有無です。さらに、家族介護もサービス利用もない世帯が50件（36.2％）あり、在宅認定者に外挿すると約169人規模と見込まれます。</w:t>
+        <w:t xml:space="preserve">在宅介護実態調査では、家族・親族からの介護が「ない」層が45.8％（65件）を占め、この層の56.9％がすでに入所を申し込んでいます（家族介護が「ほぼ毎日ある」層は2.4％）。施設入所の申込みを最も強く分けているのは要介護度ではなく家族介護者の有無です。さらに、家族介護もサービス利用もない世帯が50件（36.2％）あり、在宅認定者（約369人）に外挿すると約134人規模と見込まれます。</w:t>
       </w:r>
     </w:p>
     <w:p>
@@ -10195,7 +10195,7 @@
           <w:sz w:val="20"/>
           <w:szCs w:val="20"/>
         </w:rPr>
-        <w:t xml:space="preserve">在宅介護実態調査の個票を確認したところ、家族・親族からの介護がなく、かつ介護保険サービスも利用していない世帯が50件（36.2％）ありました。在宅の認定者（約369人）に外挿すると約169人規模となります。この層は、支援がまったく届いていないか、自力で生活を維持しているかのいずれかであり、実態の把握が第10期の課題です。地域包括支援センターによる訪問・実態把握を施策として位置付けることを提案します。</w:t>
+        <w:t xml:space="preserve">在宅介護実態調査の個票を確認したところ、家族・親族からの介護がなく、かつ介護保険サービスも利用していない世帯が50件（36.2％）ありました。在宅の認定者（約369人）に外挿すると約134人規模となります。この層は、支援がまったく届いていないか、自力で生活を維持しているかのいずれかであり、実態の把握が第10期の課題です。地域包括支援センターによる訪問・実態把握を施策として位置付けることを提案します。</w:t>
       </w:r>
     </w:p>
     <w:p>
@@ -10230,7 +10230,7 @@
           <w:sz w:val="18"/>
           <w:szCs w:val="18"/>
         </w:rPr>
-        <w:t xml:space="preserve">家族介護なし・サービス未利用の世帯50件（36.2％）、外挿すると約169人</w:t>
+        <w:t xml:space="preserve">家族介護なし・サービス未利用の世帯50件（36.2％）、外挿すると約134人</w:t>
       </w:r>
     </w:p>
     <w:p>

--- a/kawasaki_project/01_第10期_最新版成果品/川崎町_第1回策定委員会_確認事項・想定問答集_R8.9.2版.docx
+++ b/kawasaki_project/01_第10期_最新版成果品/川崎町_第1回策定委員会_確認事項・想定問答集_R8.9.2版.docx
@@ -46,7 +46,7 @@
           <w:top w:val="double" w:color="1F3864" w:sz="24"/>
           <w:bottom w:val="double" w:color="1F3864" w:sz="24"/>
         </w:pBdr>
-        <w:shd w:fill="DAE3F3" w:val="solid"/>
+        <w:shd w:fill="DAE3F3" w:val="clear" w:color="auto"/>
         <w:spacing w:after="240" w:before="480"/>
         <w:jc w:val="center"/>
       </w:pPr>
@@ -188,7 +188,7 @@
           <w:top w:val="single" w:color="548235" w:sz="6"/>
           <w:bottom w:val="single" w:color="548235" w:sz="12"/>
         </w:pBdr>
-        <w:shd w:fill="E2EFDA" w:val="solid"/>
+        <w:shd w:fill="E2EFDA" w:val="clear" w:color="auto"/>
         <w:spacing w:after="80" w:before="80" w:line="280"/>
         <w:ind w:left="288"/>
       </w:pPr>
@@ -211,7 +211,7 @@
         <w:pBdr>
           <w:bottom w:val="single" w:color="1F3864" w:sz="4"/>
         </w:pBdr>
-        <w:shd w:fill="DAE3F3" w:val="solid"/>
+        <w:shd w:fill="DAE3F3" w:val="clear" w:color="auto"/>
         <w:spacing w:after="100" w:before="240" w:line="300"/>
       </w:pPr>
       <w:r>
@@ -393,7 +393,7 @@
         <w:pBdr>
           <w:bottom w:val="single" w:color="1F3864" w:sz="4"/>
         </w:pBdr>
-        <w:shd w:fill="DAE3F3" w:val="solid"/>
+        <w:shd w:fill="DAE3F3" w:val="clear" w:color="auto"/>
         <w:spacing w:after="100" w:before="240" w:line="300"/>
       </w:pPr>
       <w:r>
@@ -480,7 +480,7 @@
           <w:top w:val="single" w:color="ED7D31" w:sz="12"/>
           <w:bottom w:val="single" w:color="ED7D31" w:sz="12"/>
         </w:pBdr>
-        <w:shd w:fill="FCE4D6" w:val="solid"/>
+        <w:shd w:fill="FCE4D6" w:val="clear" w:color="auto"/>
         <w:spacing w:after="240" w:before="240"/>
       </w:pPr>
       <w:r>
@@ -525,7 +525,7 @@
           <w:top w:val="double" w:color="1F3864" w:sz="18"/>
           <w:bottom w:val="double" w:color="1F3864" w:sz="18"/>
         </w:pBdr>
-        <w:shd w:fill="DAE3F3" w:val="solid"/>
+        <w:shd w:fill="DAE3F3" w:val="clear" w:color="auto"/>
         <w:spacing w:after="240" w:before="240" w:line="360"/>
         <w:jc w:val="center"/>
       </w:pPr>
@@ -562,7 +562,7 @@
           <w:top w:val="single" w:color="1F3864" w:sz="18"/>
           <w:bottom w:val="single" w:color="1F3864" w:sz="4"/>
         </w:pBdr>
-        <w:shd w:fill="DAE3F3" w:val="solid"/>
+        <w:shd w:fill="DAE3F3" w:val="clear" w:color="auto"/>
         <w:spacing w:after="0" w:before="280"/>
       </w:pPr>
       <w:r>
@@ -641,7 +641,7 @@
         <w:pBdr>
           <w:top w:val="single" w:color="595959" w:sz="4"/>
         </w:pBdr>
-        <w:shd w:fill="F2F2F2" w:val="solid"/>
+        <w:shd w:fill="F2F2F2" w:val="clear" w:color="auto"/>
         <w:spacing w:after="60" w:before="120"/>
       </w:pPr>
       <w:r>
@@ -676,7 +676,7 @@
         <w:pBdr>
           <w:bottom w:val="single" w:color="595959" w:sz="4"/>
         </w:pBdr>
-        <w:shd w:fill="F2F2F2" w:val="solid"/>
+        <w:shd w:fill="F2F2F2" w:val="clear" w:color="auto"/>
         <w:spacing w:after="200" w:before="0"/>
       </w:pPr>
       <w:r>
@@ -712,7 +712,7 @@
           <w:top w:val="single" w:color="1F3864" w:sz="18"/>
           <w:bottom w:val="single" w:color="1F3864" w:sz="4"/>
         </w:pBdr>
-        <w:shd w:fill="DAE3F3" w:val="solid"/>
+        <w:shd w:fill="DAE3F3" w:val="clear" w:color="auto"/>
         <w:spacing w:after="0" w:before="280"/>
       </w:pPr>
       <w:r>
@@ -791,7 +791,7 @@
         <w:pBdr>
           <w:top w:val="single" w:color="595959" w:sz="4"/>
         </w:pBdr>
-        <w:shd w:fill="F2F2F2" w:val="solid"/>
+        <w:shd w:fill="F2F2F2" w:val="clear" w:color="auto"/>
         <w:spacing w:after="60" w:before="120"/>
       </w:pPr>
       <w:r>
@@ -826,7 +826,7 @@
         <w:pBdr>
           <w:bottom w:val="single" w:color="595959" w:sz="4"/>
         </w:pBdr>
-        <w:shd w:fill="F2F2F2" w:val="solid"/>
+        <w:shd w:fill="F2F2F2" w:val="clear" w:color="auto"/>
         <w:spacing w:after="200" w:before="0"/>
       </w:pPr>
       <w:r>
@@ -862,7 +862,7 @@
           <w:top w:val="single" w:color="1F3864" w:sz="18"/>
           <w:bottom w:val="single" w:color="1F3864" w:sz="4"/>
         </w:pBdr>
-        <w:shd w:fill="DAE3F3" w:val="solid"/>
+        <w:shd w:fill="DAE3F3" w:val="clear" w:color="auto"/>
         <w:spacing w:after="0" w:before="280"/>
       </w:pPr>
       <w:r>
@@ -941,7 +941,7 @@
         <w:pBdr>
           <w:top w:val="single" w:color="595959" w:sz="4"/>
         </w:pBdr>
-        <w:shd w:fill="F2F2F2" w:val="solid"/>
+        <w:shd w:fill="F2F2F2" w:val="clear" w:color="auto"/>
         <w:spacing w:after="60" w:before="120"/>
       </w:pPr>
       <w:r>
@@ -976,7 +976,7 @@
         <w:pBdr>
           <w:bottom w:val="single" w:color="595959" w:sz="4"/>
         </w:pBdr>
-        <w:shd w:fill="F2F2F2" w:val="solid"/>
+        <w:shd w:fill="F2F2F2" w:val="clear" w:color="auto"/>
         <w:spacing w:after="200" w:before="0"/>
       </w:pPr>
       <w:r>
@@ -1012,7 +1012,7 @@
           <w:top w:val="single" w:color="1F3864" w:sz="18"/>
           <w:bottom w:val="single" w:color="1F3864" w:sz="4"/>
         </w:pBdr>
-        <w:shd w:fill="DAE3F3" w:val="solid"/>
+        <w:shd w:fill="DAE3F3" w:val="clear" w:color="auto"/>
         <w:spacing w:after="0" w:before="280"/>
       </w:pPr>
       <w:r>
@@ -1091,7 +1091,7 @@
         <w:pBdr>
           <w:top w:val="single" w:color="595959" w:sz="4"/>
         </w:pBdr>
-        <w:shd w:fill="F2F2F2" w:val="solid"/>
+        <w:shd w:fill="F2F2F2" w:val="clear" w:color="auto"/>
         <w:spacing w:after="60" w:before="120"/>
       </w:pPr>
       <w:r>
@@ -1126,7 +1126,7 @@
         <w:pBdr>
           <w:bottom w:val="single" w:color="595959" w:sz="4"/>
         </w:pBdr>
-        <w:shd w:fill="F2F2F2" w:val="solid"/>
+        <w:shd w:fill="F2F2F2" w:val="clear" w:color="auto"/>
         <w:spacing w:after="200" w:before="0"/>
       </w:pPr>
       <w:r>
@@ -1162,7 +1162,7 @@
           <w:top w:val="single" w:color="1F3864" w:sz="18"/>
           <w:bottom w:val="single" w:color="1F3864" w:sz="4"/>
         </w:pBdr>
-        <w:shd w:fill="DAE3F3" w:val="solid"/>
+        <w:shd w:fill="DAE3F3" w:val="clear" w:color="auto"/>
         <w:spacing w:after="0" w:before="280"/>
       </w:pPr>
       <w:r>
@@ -1241,7 +1241,7 @@
         <w:pBdr>
           <w:top w:val="single" w:color="595959" w:sz="4"/>
         </w:pBdr>
-        <w:shd w:fill="F2F2F2" w:val="solid"/>
+        <w:shd w:fill="F2F2F2" w:val="clear" w:color="auto"/>
         <w:spacing w:after="60" w:before="120"/>
       </w:pPr>
       <w:r>
@@ -1276,7 +1276,7 @@
         <w:pBdr>
           <w:bottom w:val="single" w:color="595959" w:sz="4"/>
         </w:pBdr>
-        <w:shd w:fill="F2F2F2" w:val="solid"/>
+        <w:shd w:fill="F2F2F2" w:val="clear" w:color="auto"/>
         <w:spacing w:after="200" w:before="0"/>
       </w:pPr>
       <w:r>
@@ -1312,7 +1312,7 @@
           <w:top w:val="single" w:color="1F3864" w:sz="18"/>
           <w:bottom w:val="single" w:color="1F3864" w:sz="4"/>
         </w:pBdr>
-        <w:shd w:fill="DAE3F3" w:val="solid"/>
+        <w:shd w:fill="DAE3F3" w:val="clear" w:color="auto"/>
         <w:spacing w:after="0" w:before="280"/>
       </w:pPr>
       <w:r>
@@ -1391,7 +1391,7 @@
         <w:pBdr>
           <w:top w:val="single" w:color="595959" w:sz="4"/>
         </w:pBdr>
-        <w:shd w:fill="F2F2F2" w:val="solid"/>
+        <w:shd w:fill="F2F2F2" w:val="clear" w:color="auto"/>
         <w:spacing w:after="60" w:before="120"/>
       </w:pPr>
       <w:r>
@@ -1426,7 +1426,7 @@
         <w:pBdr>
           <w:bottom w:val="single" w:color="595959" w:sz="4"/>
         </w:pBdr>
-        <w:shd w:fill="F2F2F2" w:val="solid"/>
+        <w:shd w:fill="F2F2F2" w:val="clear" w:color="auto"/>
         <w:spacing w:after="200" w:before="0"/>
       </w:pPr>
       <w:r>
@@ -1462,7 +1462,7 @@
           <w:top w:val="single" w:color="1F3864" w:sz="18"/>
           <w:bottom w:val="single" w:color="1F3864" w:sz="4"/>
         </w:pBdr>
-        <w:shd w:fill="DAE3F3" w:val="solid"/>
+        <w:shd w:fill="DAE3F3" w:val="clear" w:color="auto"/>
         <w:spacing w:after="0" w:before="280"/>
       </w:pPr>
       <w:r>
@@ -1541,7 +1541,7 @@
         <w:pBdr>
           <w:top w:val="single" w:color="595959" w:sz="4"/>
         </w:pBdr>
-        <w:shd w:fill="F2F2F2" w:val="solid"/>
+        <w:shd w:fill="F2F2F2" w:val="clear" w:color="auto"/>
         <w:spacing w:after="60" w:before="120"/>
       </w:pPr>
       <w:r>
@@ -1576,7 +1576,7 @@
         <w:pBdr>
           <w:bottom w:val="single" w:color="595959" w:sz="4"/>
         </w:pBdr>
-        <w:shd w:fill="F2F2F2" w:val="solid"/>
+        <w:shd w:fill="F2F2F2" w:val="clear" w:color="auto"/>
         <w:spacing w:after="200" w:before="0"/>
       </w:pPr>
       <w:r>
@@ -1612,7 +1612,7 @@
           <w:top w:val="single" w:color="1F3864" w:sz="18"/>
           <w:bottom w:val="single" w:color="1F3864" w:sz="4"/>
         </w:pBdr>
-        <w:shd w:fill="DAE3F3" w:val="solid"/>
+        <w:shd w:fill="DAE3F3" w:val="clear" w:color="auto"/>
         <w:spacing w:after="0" w:before="280"/>
       </w:pPr>
       <w:r>
@@ -1691,7 +1691,7 @@
         <w:pBdr>
           <w:top w:val="single" w:color="595959" w:sz="4"/>
         </w:pBdr>
-        <w:shd w:fill="F2F2F2" w:val="solid"/>
+        <w:shd w:fill="F2F2F2" w:val="clear" w:color="auto"/>
         <w:spacing w:after="60" w:before="120"/>
       </w:pPr>
       <w:r>
@@ -1726,7 +1726,7 @@
         <w:pBdr>
           <w:bottom w:val="single" w:color="595959" w:sz="4"/>
         </w:pBdr>
-        <w:shd w:fill="F2F2F2" w:val="solid"/>
+        <w:shd w:fill="F2F2F2" w:val="clear" w:color="auto"/>
         <w:spacing w:after="200" w:before="0"/>
       </w:pPr>
       <w:r>
@@ -1762,7 +1762,7 @@
           <w:top w:val="double" w:color="1F3864" w:sz="18"/>
           <w:bottom w:val="double" w:color="1F3864" w:sz="18"/>
         </w:pBdr>
-        <w:shd w:fill="DAE3F3" w:val="solid"/>
+        <w:shd w:fill="DAE3F3" w:val="clear" w:color="auto"/>
         <w:spacing w:after="240" w:before="240" w:line="360"/>
         <w:jc w:val="center"/>
       </w:pPr>
@@ -1799,7 +1799,7 @@
           <w:top w:val="single" w:color="1F3864" w:sz="18"/>
           <w:bottom w:val="single" w:color="1F3864" w:sz="4"/>
         </w:pBdr>
-        <w:shd w:fill="DAE3F3" w:val="solid"/>
+        <w:shd w:fill="DAE3F3" w:val="clear" w:color="auto"/>
         <w:spacing w:after="0" w:before="280"/>
       </w:pPr>
       <w:r>
@@ -1878,7 +1878,7 @@
         <w:pBdr>
           <w:top w:val="single" w:color="595959" w:sz="4"/>
         </w:pBdr>
-        <w:shd w:fill="F2F2F2" w:val="solid"/>
+        <w:shd w:fill="F2F2F2" w:val="clear" w:color="auto"/>
         <w:spacing w:after="60" w:before="120"/>
       </w:pPr>
       <w:r>
@@ -1913,7 +1913,7 @@
         <w:pBdr>
           <w:bottom w:val="single" w:color="595959" w:sz="4"/>
         </w:pBdr>
-        <w:shd w:fill="F2F2F2" w:val="solid"/>
+        <w:shd w:fill="F2F2F2" w:val="clear" w:color="auto"/>
         <w:spacing w:after="200" w:before="0"/>
       </w:pPr>
       <w:r>
@@ -1949,7 +1949,7 @@
           <w:top w:val="single" w:color="1F3864" w:sz="18"/>
           <w:bottom w:val="single" w:color="1F3864" w:sz="4"/>
         </w:pBdr>
-        <w:shd w:fill="DAE3F3" w:val="solid"/>
+        <w:shd w:fill="DAE3F3" w:val="clear" w:color="auto"/>
         <w:spacing w:after="0" w:before="280"/>
       </w:pPr>
       <w:r>
@@ -2028,7 +2028,7 @@
         <w:pBdr>
           <w:top w:val="single" w:color="595959" w:sz="4"/>
         </w:pBdr>
-        <w:shd w:fill="F2F2F2" w:val="solid"/>
+        <w:shd w:fill="F2F2F2" w:val="clear" w:color="auto"/>
         <w:spacing w:after="60" w:before="120"/>
       </w:pPr>
       <w:r>
@@ -2063,7 +2063,7 @@
         <w:pBdr>
           <w:bottom w:val="single" w:color="595959" w:sz="4"/>
         </w:pBdr>
-        <w:shd w:fill="F2F2F2" w:val="solid"/>
+        <w:shd w:fill="F2F2F2" w:val="clear" w:color="auto"/>
         <w:spacing w:after="200" w:before="0"/>
       </w:pPr>
       <w:r>
@@ -2099,7 +2099,7 @@
           <w:top w:val="single" w:color="1F3864" w:sz="18"/>
           <w:bottom w:val="single" w:color="1F3864" w:sz="4"/>
         </w:pBdr>
-        <w:shd w:fill="DAE3F3" w:val="solid"/>
+        <w:shd w:fill="DAE3F3" w:val="clear" w:color="auto"/>
         <w:spacing w:after="0" w:before="280"/>
       </w:pPr>
       <w:r>
@@ -2178,7 +2178,7 @@
         <w:pBdr>
           <w:top w:val="single" w:color="595959" w:sz="4"/>
         </w:pBdr>
-        <w:shd w:fill="F2F2F2" w:val="solid"/>
+        <w:shd w:fill="F2F2F2" w:val="clear" w:color="auto"/>
         <w:spacing w:after="60" w:before="120"/>
       </w:pPr>
       <w:r>
@@ -2213,7 +2213,7 @@
         <w:pBdr>
           <w:bottom w:val="single" w:color="595959" w:sz="4"/>
         </w:pBdr>
-        <w:shd w:fill="F2F2F2" w:val="solid"/>
+        <w:shd w:fill="F2F2F2" w:val="clear" w:color="auto"/>
         <w:spacing w:after="200" w:before="0"/>
       </w:pPr>
       <w:r>
@@ -2249,7 +2249,7 @@
           <w:top w:val="single" w:color="1F3864" w:sz="18"/>
           <w:bottom w:val="single" w:color="1F3864" w:sz="4"/>
         </w:pBdr>
-        <w:shd w:fill="DAE3F3" w:val="solid"/>
+        <w:shd w:fill="DAE3F3" w:val="clear" w:color="auto"/>
         <w:spacing w:after="0" w:before="280"/>
       </w:pPr>
       <w:r>
@@ -2328,7 +2328,7 @@
         <w:pBdr>
           <w:top w:val="single" w:color="595959" w:sz="4"/>
         </w:pBdr>
-        <w:shd w:fill="F2F2F2" w:val="solid"/>
+        <w:shd w:fill="F2F2F2" w:val="clear" w:color="auto"/>
         <w:spacing w:after="60" w:before="120"/>
       </w:pPr>
       <w:r>
@@ -2363,7 +2363,7 @@
         <w:pBdr>
           <w:bottom w:val="single" w:color="595959" w:sz="4"/>
         </w:pBdr>
-        <w:shd w:fill="F2F2F2" w:val="solid"/>
+        <w:shd w:fill="F2F2F2" w:val="clear" w:color="auto"/>
         <w:spacing w:after="200" w:before="0"/>
       </w:pPr>
       <w:r>
@@ -2399,7 +2399,7 @@
           <w:top w:val="single" w:color="1F3864" w:sz="18"/>
           <w:bottom w:val="single" w:color="1F3864" w:sz="4"/>
         </w:pBdr>
-        <w:shd w:fill="DAE3F3" w:val="solid"/>
+        <w:shd w:fill="DAE3F3" w:val="clear" w:color="auto"/>
         <w:spacing w:after="0" w:before="280"/>
       </w:pPr>
       <w:r>
@@ -2478,7 +2478,7 @@
         <w:pBdr>
           <w:top w:val="single" w:color="595959" w:sz="4"/>
         </w:pBdr>
-        <w:shd w:fill="F2F2F2" w:val="solid"/>
+        <w:shd w:fill="F2F2F2" w:val="clear" w:color="auto"/>
         <w:spacing w:after="60" w:before="120"/>
       </w:pPr>
       <w:r>
@@ -2513,7 +2513,7 @@
         <w:pBdr>
           <w:bottom w:val="single" w:color="595959" w:sz="4"/>
         </w:pBdr>
-        <w:shd w:fill="F2F2F2" w:val="solid"/>
+        <w:shd w:fill="F2F2F2" w:val="clear" w:color="auto"/>
         <w:spacing w:after="200" w:before="0"/>
       </w:pPr>
       <w:r>
@@ -2549,7 +2549,7 @@
           <w:top w:val="single" w:color="1F3864" w:sz="18"/>
           <w:bottom w:val="single" w:color="1F3864" w:sz="4"/>
         </w:pBdr>
-        <w:shd w:fill="DAE3F3" w:val="solid"/>
+        <w:shd w:fill="DAE3F3" w:val="clear" w:color="auto"/>
         <w:spacing w:after="0" w:before="280"/>
       </w:pPr>
       <w:r>
@@ -2628,7 +2628,7 @@
         <w:pBdr>
           <w:top w:val="single" w:color="595959" w:sz="4"/>
         </w:pBdr>
-        <w:shd w:fill="F2F2F2" w:val="solid"/>
+        <w:shd w:fill="F2F2F2" w:val="clear" w:color="auto"/>
         <w:spacing w:after="60" w:before="120"/>
       </w:pPr>
       <w:r>
@@ -2663,7 +2663,7 @@
         <w:pBdr>
           <w:bottom w:val="single" w:color="595959" w:sz="4"/>
         </w:pBdr>
-        <w:shd w:fill="F2F2F2" w:val="solid"/>
+        <w:shd w:fill="F2F2F2" w:val="clear" w:color="auto"/>
         <w:spacing w:after="200" w:before="0"/>
       </w:pPr>
       <w:r>
@@ -2699,7 +2699,7 @@
           <w:top w:val="single" w:color="1F3864" w:sz="18"/>
           <w:bottom w:val="single" w:color="1F3864" w:sz="4"/>
         </w:pBdr>
-        <w:shd w:fill="DAE3F3" w:val="solid"/>
+        <w:shd w:fill="DAE3F3" w:val="clear" w:color="auto"/>
         <w:spacing w:after="0" w:before="280"/>
       </w:pPr>
       <w:r>
@@ -2778,7 +2778,7 @@
         <w:pBdr>
           <w:top w:val="single" w:color="595959" w:sz="4"/>
         </w:pBdr>
-        <w:shd w:fill="F2F2F2" w:val="solid"/>
+        <w:shd w:fill="F2F2F2" w:val="clear" w:color="auto"/>
         <w:spacing w:after="60" w:before="120"/>
       </w:pPr>
       <w:r>
@@ -2813,7 +2813,7 @@
         <w:pBdr>
           <w:bottom w:val="single" w:color="595959" w:sz="4"/>
         </w:pBdr>
-        <w:shd w:fill="F2F2F2" w:val="solid"/>
+        <w:shd w:fill="F2F2F2" w:val="clear" w:color="auto"/>
         <w:spacing w:after="200" w:before="0"/>
       </w:pPr>
       <w:r>
@@ -2849,7 +2849,7 @@
           <w:top w:val="double" w:color="1F3864" w:sz="18"/>
           <w:bottom w:val="double" w:color="1F3864" w:sz="18"/>
         </w:pBdr>
-        <w:shd w:fill="DAE3F3" w:val="solid"/>
+        <w:shd w:fill="DAE3F3" w:val="clear" w:color="auto"/>
         <w:spacing w:after="240" w:before="240" w:line="360"/>
         <w:jc w:val="center"/>
       </w:pPr>
@@ -2886,7 +2886,7 @@
           <w:top w:val="single" w:color="1F3864" w:sz="18"/>
           <w:bottom w:val="single" w:color="1F3864" w:sz="4"/>
         </w:pBdr>
-        <w:shd w:fill="DAE3F3" w:val="solid"/>
+        <w:shd w:fill="DAE3F3" w:val="clear" w:color="auto"/>
         <w:spacing w:after="0" w:before="280"/>
       </w:pPr>
       <w:r>
@@ -2965,7 +2965,7 @@
         <w:pBdr>
           <w:top w:val="single" w:color="595959" w:sz="4"/>
         </w:pBdr>
-        <w:shd w:fill="F2F2F2" w:val="solid"/>
+        <w:shd w:fill="F2F2F2" w:val="clear" w:color="auto"/>
         <w:spacing w:after="60" w:before="120"/>
       </w:pPr>
       <w:r>
@@ -3000,7 +3000,7 @@
         <w:pBdr>
           <w:bottom w:val="single" w:color="595959" w:sz="4"/>
         </w:pBdr>
-        <w:shd w:fill="F2F2F2" w:val="solid"/>
+        <w:shd w:fill="F2F2F2" w:val="clear" w:color="auto"/>
         <w:spacing w:after="200" w:before="0"/>
       </w:pPr>
       <w:r>
@@ -3036,7 +3036,7 @@
           <w:top w:val="single" w:color="1F3864" w:sz="18"/>
           <w:bottom w:val="single" w:color="1F3864" w:sz="4"/>
         </w:pBdr>
-        <w:shd w:fill="DAE3F3" w:val="solid"/>
+        <w:shd w:fill="DAE3F3" w:val="clear" w:color="auto"/>
         <w:spacing w:after="0" w:before="280"/>
       </w:pPr>
       <w:r>
@@ -3115,7 +3115,7 @@
         <w:pBdr>
           <w:top w:val="single" w:color="595959" w:sz="4"/>
         </w:pBdr>
-        <w:shd w:fill="F2F2F2" w:val="solid"/>
+        <w:shd w:fill="F2F2F2" w:val="clear" w:color="auto"/>
         <w:spacing w:after="60" w:before="120"/>
       </w:pPr>
       <w:r>
@@ -3150,7 +3150,7 @@
         <w:pBdr>
           <w:bottom w:val="single" w:color="595959" w:sz="4"/>
         </w:pBdr>
-        <w:shd w:fill="F2F2F2" w:val="solid"/>
+        <w:shd w:fill="F2F2F2" w:val="clear" w:color="auto"/>
         <w:spacing w:after="200" w:before="0"/>
       </w:pPr>
       <w:r>
@@ -3186,7 +3186,7 @@
           <w:top w:val="single" w:color="1F3864" w:sz="18"/>
           <w:bottom w:val="single" w:color="1F3864" w:sz="4"/>
         </w:pBdr>
-        <w:shd w:fill="DAE3F3" w:val="solid"/>
+        <w:shd w:fill="DAE3F3" w:val="clear" w:color="auto"/>
         <w:spacing w:after="0" w:before="280"/>
       </w:pPr>
       <w:r>
@@ -3265,7 +3265,7 @@
         <w:pBdr>
           <w:top w:val="single" w:color="595959" w:sz="4"/>
         </w:pBdr>
-        <w:shd w:fill="F2F2F2" w:val="solid"/>
+        <w:shd w:fill="F2F2F2" w:val="clear" w:color="auto"/>
         <w:spacing w:after="60" w:before="120"/>
       </w:pPr>
       <w:r>
@@ -3300,7 +3300,7 @@
         <w:pBdr>
           <w:bottom w:val="single" w:color="595959" w:sz="4"/>
         </w:pBdr>
-        <w:shd w:fill="F2F2F2" w:val="solid"/>
+        <w:shd w:fill="F2F2F2" w:val="clear" w:color="auto"/>
         <w:spacing w:after="200" w:before="0"/>
       </w:pPr>
       <w:r>
@@ -3336,7 +3336,7 @@
           <w:top w:val="single" w:color="1F3864" w:sz="18"/>
           <w:bottom w:val="single" w:color="1F3864" w:sz="4"/>
         </w:pBdr>
-        <w:shd w:fill="DAE3F3" w:val="solid"/>
+        <w:shd w:fill="DAE3F3" w:val="clear" w:color="auto"/>
         <w:spacing w:after="0" w:before="280"/>
       </w:pPr>
       <w:r>
@@ -3415,7 +3415,7 @@
         <w:pBdr>
           <w:top w:val="single" w:color="595959" w:sz="4"/>
         </w:pBdr>
-        <w:shd w:fill="F2F2F2" w:val="solid"/>
+        <w:shd w:fill="F2F2F2" w:val="clear" w:color="auto"/>
         <w:spacing w:after="60" w:before="120"/>
       </w:pPr>
       <w:r>
@@ -3450,7 +3450,7 @@
         <w:pBdr>
           <w:bottom w:val="single" w:color="595959" w:sz="4"/>
         </w:pBdr>
-        <w:shd w:fill="F2F2F2" w:val="solid"/>
+        <w:shd w:fill="F2F2F2" w:val="clear" w:color="auto"/>
         <w:spacing w:after="200" w:before="0"/>
       </w:pPr>
       <w:r>
@@ -3486,7 +3486,7 @@
           <w:top w:val="single" w:color="1F3864" w:sz="18"/>
           <w:bottom w:val="single" w:color="1F3864" w:sz="4"/>
         </w:pBdr>
-        <w:shd w:fill="DAE3F3" w:val="solid"/>
+        <w:shd w:fill="DAE3F3" w:val="clear" w:color="auto"/>
         <w:spacing w:after="0" w:before="280"/>
       </w:pPr>
       <w:r>
@@ -3565,7 +3565,7 @@
         <w:pBdr>
           <w:top w:val="single" w:color="595959" w:sz="4"/>
         </w:pBdr>
-        <w:shd w:fill="F2F2F2" w:val="solid"/>
+        <w:shd w:fill="F2F2F2" w:val="clear" w:color="auto"/>
         <w:spacing w:after="60" w:before="120"/>
       </w:pPr>
       <w:r>
@@ -3600,7 +3600,7 @@
         <w:pBdr>
           <w:bottom w:val="single" w:color="595959" w:sz="4"/>
         </w:pBdr>
-        <w:shd w:fill="F2F2F2" w:val="solid"/>
+        <w:shd w:fill="F2F2F2" w:val="clear" w:color="auto"/>
         <w:spacing w:after="200" w:before="0"/>
       </w:pPr>
       <w:r>
@@ -3636,7 +3636,7 @@
           <w:top w:val="single" w:color="1F3864" w:sz="18"/>
           <w:bottom w:val="single" w:color="1F3864" w:sz="4"/>
         </w:pBdr>
-        <w:shd w:fill="DAE3F3" w:val="solid"/>
+        <w:shd w:fill="DAE3F3" w:val="clear" w:color="auto"/>
         <w:spacing w:after="0" w:before="280"/>
       </w:pPr>
       <w:r>
@@ -3715,7 +3715,7 @@
         <w:pBdr>
           <w:top w:val="single" w:color="595959" w:sz="4"/>
         </w:pBdr>
-        <w:shd w:fill="F2F2F2" w:val="solid"/>
+        <w:shd w:fill="F2F2F2" w:val="clear" w:color="auto"/>
         <w:spacing w:after="60" w:before="120"/>
       </w:pPr>
       <w:r>
@@ -3750,7 +3750,7 @@
         <w:pBdr>
           <w:bottom w:val="single" w:color="595959" w:sz="4"/>
         </w:pBdr>
-        <w:shd w:fill="F2F2F2" w:val="solid"/>
+        <w:shd w:fill="F2F2F2" w:val="clear" w:color="auto"/>
         <w:spacing w:after="200" w:before="0"/>
       </w:pPr>
       <w:r>
@@ -3786,7 +3786,7 @@
           <w:top w:val="single" w:color="1F3864" w:sz="18"/>
           <w:bottom w:val="single" w:color="1F3864" w:sz="4"/>
         </w:pBdr>
-        <w:shd w:fill="DAE3F3" w:val="solid"/>
+        <w:shd w:fill="DAE3F3" w:val="clear" w:color="auto"/>
         <w:spacing w:after="0" w:before="280"/>
       </w:pPr>
       <w:r>
@@ -3865,7 +3865,7 @@
         <w:pBdr>
           <w:top w:val="single" w:color="595959" w:sz="4"/>
         </w:pBdr>
-        <w:shd w:fill="F2F2F2" w:val="solid"/>
+        <w:shd w:fill="F2F2F2" w:val="clear" w:color="auto"/>
         <w:spacing w:after="60" w:before="120"/>
       </w:pPr>
       <w:r>
@@ -3900,7 +3900,7 @@
         <w:pBdr>
           <w:bottom w:val="single" w:color="595959" w:sz="4"/>
         </w:pBdr>
-        <w:shd w:fill="F2F2F2" w:val="solid"/>
+        <w:shd w:fill="F2F2F2" w:val="clear" w:color="auto"/>
         <w:spacing w:after="200" w:before="0"/>
       </w:pPr>
       <w:r>
@@ -3978,7 +3978,7 @@
           <w:top w:val="double" w:color="1F3864" w:sz="18"/>
           <w:bottom w:val="double" w:color="1F3864" w:sz="18"/>
         </w:pBdr>
-        <w:shd w:fill="DAE3F3" w:val="solid"/>
+        <w:shd w:fill="DAE3F3" w:val="clear" w:color="auto"/>
         <w:spacing w:after="240" w:before="240" w:line="360"/>
         <w:jc w:val="center"/>
       </w:pPr>
@@ -4015,7 +4015,7 @@
           <w:top w:val="single" w:color="1F3864" w:sz="18"/>
           <w:bottom w:val="single" w:color="1F3864" w:sz="4"/>
         </w:pBdr>
-        <w:shd w:fill="DAE3F3" w:val="solid"/>
+        <w:shd w:fill="DAE3F3" w:val="clear" w:color="auto"/>
         <w:spacing w:after="0" w:before="280"/>
       </w:pPr>
       <w:r>
@@ -4094,7 +4094,7 @@
         <w:pBdr>
           <w:top w:val="single" w:color="595959" w:sz="4"/>
         </w:pBdr>
-        <w:shd w:fill="F2F2F2" w:val="solid"/>
+        <w:shd w:fill="F2F2F2" w:val="clear" w:color="auto"/>
         <w:spacing w:after="60" w:before="120"/>
       </w:pPr>
       <w:r>
@@ -4129,7 +4129,7 @@
         <w:pBdr>
           <w:bottom w:val="single" w:color="595959" w:sz="4"/>
         </w:pBdr>
-        <w:shd w:fill="F2F2F2" w:val="solid"/>
+        <w:shd w:fill="F2F2F2" w:val="clear" w:color="auto"/>
         <w:spacing w:after="200" w:before="0"/>
       </w:pPr>
       <w:r>
@@ -4165,7 +4165,7 @@
           <w:top w:val="single" w:color="1F3864" w:sz="18"/>
           <w:bottom w:val="single" w:color="1F3864" w:sz="4"/>
         </w:pBdr>
-        <w:shd w:fill="DAE3F3" w:val="solid"/>
+        <w:shd w:fill="DAE3F3" w:val="clear" w:color="auto"/>
         <w:spacing w:after="0" w:before="280"/>
       </w:pPr>
       <w:r>
@@ -4244,7 +4244,7 @@
         <w:pBdr>
           <w:top w:val="single" w:color="595959" w:sz="4"/>
         </w:pBdr>
-        <w:shd w:fill="F2F2F2" w:val="solid"/>
+        <w:shd w:fill="F2F2F2" w:val="clear" w:color="auto"/>
         <w:spacing w:after="60" w:before="120"/>
       </w:pPr>
       <w:r>
@@ -4279,7 +4279,7 @@
         <w:pBdr>
           <w:bottom w:val="single" w:color="595959" w:sz="4"/>
         </w:pBdr>
-        <w:shd w:fill="F2F2F2" w:val="solid"/>
+        <w:shd w:fill="F2F2F2" w:val="clear" w:color="auto"/>
         <w:spacing w:after="200" w:before="0"/>
       </w:pPr>
       <w:r>
@@ -4315,7 +4315,7 @@
           <w:top w:val="single" w:color="1F3864" w:sz="18"/>
           <w:bottom w:val="single" w:color="1F3864" w:sz="4"/>
         </w:pBdr>
-        <w:shd w:fill="DAE3F3" w:val="solid"/>
+        <w:shd w:fill="DAE3F3" w:val="clear" w:color="auto"/>
         <w:spacing w:after="0" w:before="280"/>
       </w:pPr>
       <w:r>
@@ -4394,7 +4394,7 @@
         <w:pBdr>
           <w:top w:val="single" w:color="595959" w:sz="4"/>
         </w:pBdr>
-        <w:shd w:fill="F2F2F2" w:val="solid"/>
+        <w:shd w:fill="F2F2F2" w:val="clear" w:color="auto"/>
         <w:spacing w:after="60" w:before="120"/>
       </w:pPr>
       <w:r>
@@ -4429,7 +4429,7 @@
         <w:pBdr>
           <w:bottom w:val="single" w:color="595959" w:sz="4"/>
         </w:pBdr>
-        <w:shd w:fill="F2F2F2" w:val="solid"/>
+        <w:shd w:fill="F2F2F2" w:val="clear" w:color="auto"/>
         <w:spacing w:after="200" w:before="0"/>
       </w:pPr>
       <w:r>
@@ -4465,7 +4465,7 @@
           <w:top w:val="single" w:color="1F3864" w:sz="18"/>
           <w:bottom w:val="single" w:color="1F3864" w:sz="4"/>
         </w:pBdr>
-        <w:shd w:fill="DAE3F3" w:val="solid"/>
+        <w:shd w:fill="DAE3F3" w:val="clear" w:color="auto"/>
         <w:spacing w:after="0" w:before="280"/>
       </w:pPr>
       <w:r>
@@ -4544,7 +4544,7 @@
         <w:pBdr>
           <w:top w:val="single" w:color="595959" w:sz="4"/>
         </w:pBdr>
-        <w:shd w:fill="F2F2F2" w:val="solid"/>
+        <w:shd w:fill="F2F2F2" w:val="clear" w:color="auto"/>
         <w:spacing w:after="60" w:before="120"/>
       </w:pPr>
       <w:r>
@@ -4579,7 +4579,7 @@
         <w:pBdr>
           <w:bottom w:val="single" w:color="595959" w:sz="4"/>
         </w:pBdr>
-        <w:shd w:fill="F2F2F2" w:val="solid"/>
+        <w:shd w:fill="F2F2F2" w:val="clear" w:color="auto"/>
         <w:spacing w:after="200" w:before="0"/>
       </w:pPr>
       <w:r>
@@ -4615,7 +4615,7 @@
           <w:top w:val="single" w:color="1F3864" w:sz="18"/>
           <w:bottom w:val="single" w:color="1F3864" w:sz="4"/>
         </w:pBdr>
-        <w:shd w:fill="DAE3F3" w:val="solid"/>
+        <w:shd w:fill="DAE3F3" w:val="clear" w:color="auto"/>
         <w:spacing w:after="0" w:before="280"/>
       </w:pPr>
       <w:r>
@@ -4694,7 +4694,7 @@
         <w:pBdr>
           <w:top w:val="single" w:color="595959" w:sz="4"/>
         </w:pBdr>
-        <w:shd w:fill="F2F2F2" w:val="solid"/>
+        <w:shd w:fill="F2F2F2" w:val="clear" w:color="auto"/>
         <w:spacing w:after="60" w:before="120"/>
       </w:pPr>
       <w:r>
@@ -4729,7 +4729,7 @@
         <w:pBdr>
           <w:bottom w:val="single" w:color="595959" w:sz="4"/>
         </w:pBdr>
-        <w:shd w:fill="F2F2F2" w:val="solid"/>
+        <w:shd w:fill="F2F2F2" w:val="clear" w:color="auto"/>
         <w:spacing w:after="200" w:before="0"/>
       </w:pPr>
       <w:r>
@@ -4765,7 +4765,7 @@
           <w:top w:val="single" w:color="1F3864" w:sz="18"/>
           <w:bottom w:val="single" w:color="1F3864" w:sz="4"/>
         </w:pBdr>
-        <w:shd w:fill="DAE3F3" w:val="solid"/>
+        <w:shd w:fill="DAE3F3" w:val="clear" w:color="auto"/>
         <w:spacing w:after="0" w:before="280"/>
       </w:pPr>
       <w:r>
@@ -4844,7 +4844,7 @@
         <w:pBdr>
           <w:top w:val="single" w:color="595959" w:sz="4"/>
         </w:pBdr>
-        <w:shd w:fill="F2F2F2" w:val="solid"/>
+        <w:shd w:fill="F2F2F2" w:val="clear" w:color="auto"/>
         <w:spacing w:after="60" w:before="120"/>
       </w:pPr>
       <w:r>
@@ -4879,7 +4879,7 @@
         <w:pBdr>
           <w:bottom w:val="single" w:color="595959" w:sz="4"/>
         </w:pBdr>
-        <w:shd w:fill="F2F2F2" w:val="solid"/>
+        <w:shd w:fill="F2F2F2" w:val="clear" w:color="auto"/>
         <w:spacing w:after="200" w:before="0"/>
       </w:pPr>
       <w:r>
@@ -4915,7 +4915,7 @@
           <w:top w:val="double" w:color="1F3864" w:sz="18"/>
           <w:bottom w:val="double" w:color="1F3864" w:sz="18"/>
         </w:pBdr>
-        <w:shd w:fill="DAE3F3" w:val="solid"/>
+        <w:shd w:fill="DAE3F3" w:val="clear" w:color="auto"/>
         <w:spacing w:after="240" w:before="240" w:line="360"/>
         <w:jc w:val="center"/>
       </w:pPr>
@@ -4952,7 +4952,7 @@
           <w:top w:val="single" w:color="1F3864" w:sz="18"/>
           <w:bottom w:val="single" w:color="1F3864" w:sz="4"/>
         </w:pBdr>
-        <w:shd w:fill="DAE3F3" w:val="solid"/>
+        <w:shd w:fill="DAE3F3" w:val="clear" w:color="auto"/>
         <w:spacing w:after="0" w:before="280"/>
       </w:pPr>
       <w:r>
@@ -5031,7 +5031,7 @@
         <w:pBdr>
           <w:top w:val="single" w:color="595959" w:sz="4"/>
         </w:pBdr>
-        <w:shd w:fill="F2F2F2" w:val="solid"/>
+        <w:shd w:fill="F2F2F2" w:val="clear" w:color="auto"/>
         <w:spacing w:after="60" w:before="120"/>
       </w:pPr>
       <w:r>
@@ -5066,7 +5066,7 @@
         <w:pBdr>
           <w:bottom w:val="single" w:color="595959" w:sz="4"/>
         </w:pBdr>
-        <w:shd w:fill="F2F2F2" w:val="solid"/>
+        <w:shd w:fill="F2F2F2" w:val="clear" w:color="auto"/>
         <w:spacing w:after="200" w:before="0"/>
       </w:pPr>
       <w:r>
@@ -5102,7 +5102,7 @@
           <w:top w:val="single" w:color="1F3864" w:sz="18"/>
           <w:bottom w:val="single" w:color="1F3864" w:sz="4"/>
         </w:pBdr>
-        <w:shd w:fill="DAE3F3" w:val="solid"/>
+        <w:shd w:fill="DAE3F3" w:val="clear" w:color="auto"/>
         <w:spacing w:after="0" w:before="280"/>
       </w:pPr>
       <w:r>
@@ -5181,7 +5181,7 @@
         <w:pBdr>
           <w:top w:val="single" w:color="595959" w:sz="4"/>
         </w:pBdr>
-        <w:shd w:fill="F2F2F2" w:val="solid"/>
+        <w:shd w:fill="F2F2F2" w:val="clear" w:color="auto"/>
         <w:spacing w:after="60" w:before="120"/>
       </w:pPr>
       <w:r>
@@ -5216,7 +5216,7 @@
         <w:pBdr>
           <w:bottom w:val="single" w:color="595959" w:sz="4"/>
         </w:pBdr>
-        <w:shd w:fill="F2F2F2" w:val="solid"/>
+        <w:shd w:fill="F2F2F2" w:val="clear" w:color="auto"/>
         <w:spacing w:after="200" w:before="0"/>
       </w:pPr>
       <w:r>
@@ -5252,7 +5252,7 @@
           <w:top w:val="single" w:color="1F3864" w:sz="18"/>
           <w:bottom w:val="single" w:color="1F3864" w:sz="4"/>
         </w:pBdr>
-        <w:shd w:fill="DAE3F3" w:val="solid"/>
+        <w:shd w:fill="DAE3F3" w:val="clear" w:color="auto"/>
         <w:spacing w:after="0" w:before="280"/>
       </w:pPr>
       <w:r>
@@ -5331,7 +5331,7 @@
         <w:pBdr>
           <w:top w:val="single" w:color="595959" w:sz="4"/>
         </w:pBdr>
-        <w:shd w:fill="F2F2F2" w:val="solid"/>
+        <w:shd w:fill="F2F2F2" w:val="clear" w:color="auto"/>
         <w:spacing w:after="60" w:before="120"/>
       </w:pPr>
       <w:r>
@@ -5366,7 +5366,7 @@
         <w:pBdr>
           <w:bottom w:val="single" w:color="595959" w:sz="4"/>
         </w:pBdr>
-        <w:shd w:fill="F2F2F2" w:val="solid"/>
+        <w:shd w:fill="F2F2F2" w:val="clear" w:color="auto"/>
         <w:spacing w:after="200" w:before="0"/>
       </w:pPr>
       <w:r>
@@ -5402,7 +5402,7 @@
           <w:top w:val="single" w:color="1F3864" w:sz="18"/>
           <w:bottom w:val="single" w:color="1F3864" w:sz="4"/>
         </w:pBdr>
-        <w:shd w:fill="DAE3F3" w:val="solid"/>
+        <w:shd w:fill="DAE3F3" w:val="clear" w:color="auto"/>
         <w:spacing w:after="0" w:before="280"/>
       </w:pPr>
       <w:r>
@@ -5481,7 +5481,7 @@
         <w:pBdr>
           <w:top w:val="single" w:color="595959" w:sz="4"/>
         </w:pBdr>
-        <w:shd w:fill="F2F2F2" w:val="solid"/>
+        <w:shd w:fill="F2F2F2" w:val="clear" w:color="auto"/>
         <w:spacing w:after="60" w:before="120"/>
       </w:pPr>
       <w:r>
@@ -5516,7 +5516,7 @@
         <w:pBdr>
           <w:bottom w:val="single" w:color="595959" w:sz="4"/>
         </w:pBdr>
-        <w:shd w:fill="F2F2F2" w:val="solid"/>
+        <w:shd w:fill="F2F2F2" w:val="clear" w:color="auto"/>
         <w:spacing w:after="200" w:before="0"/>
       </w:pPr>
       <w:r>
@@ -5552,7 +5552,7 @@
           <w:top w:val="single" w:color="1F3864" w:sz="18"/>
           <w:bottom w:val="single" w:color="1F3864" w:sz="4"/>
         </w:pBdr>
-        <w:shd w:fill="DAE3F3" w:val="solid"/>
+        <w:shd w:fill="DAE3F3" w:val="clear" w:color="auto"/>
         <w:spacing w:after="0" w:before="280"/>
       </w:pPr>
       <w:r>
@@ -5631,7 +5631,7 @@
         <w:pBdr>
           <w:top w:val="single" w:color="595959" w:sz="4"/>
         </w:pBdr>
-        <w:shd w:fill="F2F2F2" w:val="solid"/>
+        <w:shd w:fill="F2F2F2" w:val="clear" w:color="auto"/>
         <w:spacing w:after="60" w:before="120"/>
       </w:pPr>
       <w:r>
@@ -5666,7 +5666,7 @@
         <w:pBdr>
           <w:bottom w:val="single" w:color="595959" w:sz="4"/>
         </w:pBdr>
-        <w:shd w:fill="F2F2F2" w:val="solid"/>
+        <w:shd w:fill="F2F2F2" w:val="clear" w:color="auto"/>
         <w:spacing w:after="200" w:before="0"/>
       </w:pPr>
       <w:r>
@@ -5702,7 +5702,7 @@
           <w:top w:val="double" w:color="1F3864" w:sz="18"/>
           <w:bottom w:val="double" w:color="1F3864" w:sz="18"/>
         </w:pBdr>
-        <w:shd w:fill="DAE3F3" w:val="solid"/>
+        <w:shd w:fill="DAE3F3" w:val="clear" w:color="auto"/>
         <w:spacing w:after="240" w:before="240" w:line="360"/>
         <w:jc w:val="center"/>
       </w:pPr>
@@ -5739,7 +5739,7 @@
           <w:top w:val="single" w:color="1F3864" w:sz="18"/>
           <w:bottom w:val="single" w:color="1F3864" w:sz="4"/>
         </w:pBdr>
-        <w:shd w:fill="DAE3F3" w:val="solid"/>
+        <w:shd w:fill="DAE3F3" w:val="clear" w:color="auto"/>
         <w:spacing w:after="0" w:before="280"/>
       </w:pPr>
       <w:r>
@@ -5818,7 +5818,7 @@
         <w:pBdr>
           <w:top w:val="single" w:color="595959" w:sz="4"/>
         </w:pBdr>
-        <w:shd w:fill="F2F2F2" w:val="solid"/>
+        <w:shd w:fill="F2F2F2" w:val="clear" w:color="auto"/>
         <w:spacing w:after="60" w:before="120"/>
       </w:pPr>
       <w:r>
@@ -5853,7 +5853,7 @@
         <w:pBdr>
           <w:bottom w:val="single" w:color="595959" w:sz="4"/>
         </w:pBdr>
-        <w:shd w:fill="F2F2F2" w:val="solid"/>
+        <w:shd w:fill="F2F2F2" w:val="clear" w:color="auto"/>
         <w:spacing w:after="200" w:before="0"/>
       </w:pPr>
       <w:r>
@@ -5889,7 +5889,7 @@
           <w:top w:val="single" w:color="1F3864" w:sz="18"/>
           <w:bottom w:val="single" w:color="1F3864" w:sz="4"/>
         </w:pBdr>
-        <w:shd w:fill="DAE3F3" w:val="solid"/>
+        <w:shd w:fill="DAE3F3" w:val="clear" w:color="auto"/>
         <w:spacing w:after="0" w:before="280"/>
       </w:pPr>
       <w:r>
@@ -5968,7 +5968,7 @@
         <w:pBdr>
           <w:top w:val="single" w:color="595959" w:sz="4"/>
         </w:pBdr>
-        <w:shd w:fill="F2F2F2" w:val="solid"/>
+        <w:shd w:fill="F2F2F2" w:val="clear" w:color="auto"/>
         <w:spacing w:after="60" w:before="120"/>
       </w:pPr>
       <w:r>
@@ -6003,7 +6003,7 @@
         <w:pBdr>
           <w:bottom w:val="single" w:color="595959" w:sz="4"/>
         </w:pBdr>
-        <w:shd w:fill="F2F2F2" w:val="solid"/>
+        <w:shd w:fill="F2F2F2" w:val="clear" w:color="auto"/>
         <w:spacing w:after="200" w:before="0"/>
       </w:pPr>
       <w:r>
@@ -6039,7 +6039,7 @@
           <w:top w:val="single" w:color="1F3864" w:sz="18"/>
           <w:bottom w:val="single" w:color="1F3864" w:sz="4"/>
         </w:pBdr>
-        <w:shd w:fill="DAE3F3" w:val="solid"/>
+        <w:shd w:fill="DAE3F3" w:val="clear" w:color="auto"/>
         <w:spacing w:after="0" w:before="280"/>
       </w:pPr>
       <w:r>
@@ -6118,7 +6118,7 @@
         <w:pBdr>
           <w:top w:val="single" w:color="595959" w:sz="4"/>
         </w:pBdr>
-        <w:shd w:fill="F2F2F2" w:val="solid"/>
+        <w:shd w:fill="F2F2F2" w:val="clear" w:color="auto"/>
         <w:spacing w:after="60" w:before="120"/>
       </w:pPr>
       <w:r>
@@ -6153,7 +6153,7 @@
         <w:pBdr>
           <w:bottom w:val="single" w:color="595959" w:sz="4"/>
         </w:pBdr>
-        <w:shd w:fill="F2F2F2" w:val="solid"/>
+        <w:shd w:fill="F2F2F2" w:val="clear" w:color="auto"/>
         <w:spacing w:after="200" w:before="0"/>
       </w:pPr>
       <w:r>
@@ -6189,7 +6189,7 @@
           <w:top w:val="single" w:color="1F3864" w:sz="18"/>
           <w:bottom w:val="single" w:color="1F3864" w:sz="4"/>
         </w:pBdr>
-        <w:shd w:fill="DAE3F3" w:val="solid"/>
+        <w:shd w:fill="DAE3F3" w:val="clear" w:color="auto"/>
         <w:spacing w:after="0" w:before="280"/>
       </w:pPr>
       <w:r>
@@ -6268,7 +6268,7 @@
         <w:pBdr>
           <w:top w:val="single" w:color="595959" w:sz="4"/>
         </w:pBdr>
-        <w:shd w:fill="F2F2F2" w:val="solid"/>
+        <w:shd w:fill="F2F2F2" w:val="clear" w:color="auto"/>
         <w:spacing w:after="60" w:before="120"/>
       </w:pPr>
       <w:r>
@@ -6303,7 +6303,7 @@
         <w:pBdr>
           <w:bottom w:val="single" w:color="595959" w:sz="4"/>
         </w:pBdr>
-        <w:shd w:fill="F2F2F2" w:val="solid"/>
+        <w:shd w:fill="F2F2F2" w:val="clear" w:color="auto"/>
         <w:spacing w:after="200" w:before="0"/>
       </w:pPr>
       <w:r>
@@ -6339,7 +6339,7 @@
           <w:top w:val="double" w:color="1F3864" w:sz="18"/>
           <w:bottom w:val="double" w:color="1F3864" w:sz="18"/>
         </w:pBdr>
-        <w:shd w:fill="DAE3F3" w:val="solid"/>
+        <w:shd w:fill="DAE3F3" w:val="clear" w:color="auto"/>
         <w:spacing w:after="240" w:before="240" w:line="360"/>
         <w:jc w:val="center"/>
       </w:pPr>
@@ -6376,7 +6376,7 @@
           <w:top w:val="single" w:color="1F3864" w:sz="18"/>
           <w:bottom w:val="single" w:color="1F3864" w:sz="4"/>
         </w:pBdr>
-        <w:shd w:fill="DAE3F3" w:val="solid"/>
+        <w:shd w:fill="DAE3F3" w:val="clear" w:color="auto"/>
         <w:spacing w:after="0" w:before="280"/>
       </w:pPr>
       <w:r>
@@ -6455,7 +6455,7 @@
         <w:pBdr>
           <w:top w:val="single" w:color="595959" w:sz="4"/>
         </w:pBdr>
-        <w:shd w:fill="F2F2F2" w:val="solid"/>
+        <w:shd w:fill="F2F2F2" w:val="clear" w:color="auto"/>
         <w:spacing w:after="60" w:before="120"/>
       </w:pPr>
       <w:r>
@@ -6490,7 +6490,7 @@
         <w:pBdr>
           <w:bottom w:val="single" w:color="595959" w:sz="4"/>
         </w:pBdr>
-        <w:shd w:fill="F2F2F2" w:val="solid"/>
+        <w:shd w:fill="F2F2F2" w:val="clear" w:color="auto"/>
         <w:spacing w:after="200" w:before="0"/>
       </w:pPr>
       <w:r>
@@ -6526,7 +6526,7 @@
           <w:top w:val="single" w:color="1F3864" w:sz="18"/>
           <w:bottom w:val="single" w:color="1F3864" w:sz="4"/>
         </w:pBdr>
-        <w:shd w:fill="DAE3F3" w:val="solid"/>
+        <w:shd w:fill="DAE3F3" w:val="clear" w:color="auto"/>
         <w:spacing w:after="0" w:before="280"/>
       </w:pPr>
       <w:r>
@@ -6605,7 +6605,7 @@
         <w:pBdr>
           <w:top w:val="single" w:color="595959" w:sz="4"/>
         </w:pBdr>
-        <w:shd w:fill="F2F2F2" w:val="solid"/>
+        <w:shd w:fill="F2F2F2" w:val="clear" w:color="auto"/>
         <w:spacing w:after="60" w:before="120"/>
       </w:pPr>
       <w:r>
@@ -6640,7 +6640,7 @@
         <w:pBdr>
           <w:bottom w:val="single" w:color="595959" w:sz="4"/>
         </w:pBdr>
-        <w:shd w:fill="F2F2F2" w:val="solid"/>
+        <w:shd w:fill="F2F2F2" w:val="clear" w:color="auto"/>
         <w:spacing w:after="200" w:before="0"/>
       </w:pPr>
       <w:r>
@@ -6676,7 +6676,7 @@
           <w:top w:val="single" w:color="1F3864" w:sz="18"/>
           <w:bottom w:val="single" w:color="1F3864" w:sz="4"/>
         </w:pBdr>
-        <w:shd w:fill="DAE3F3" w:val="solid"/>
+        <w:shd w:fill="DAE3F3" w:val="clear" w:color="auto"/>
         <w:spacing w:after="0" w:before="280"/>
       </w:pPr>
       <w:r>
@@ -6755,7 +6755,7 @@
         <w:pBdr>
           <w:top w:val="single" w:color="595959" w:sz="4"/>
         </w:pBdr>
-        <w:shd w:fill="F2F2F2" w:val="solid"/>
+        <w:shd w:fill="F2F2F2" w:val="clear" w:color="auto"/>
         <w:spacing w:after="60" w:before="120"/>
       </w:pPr>
       <w:r>
@@ -6790,7 +6790,7 @@
         <w:pBdr>
           <w:bottom w:val="single" w:color="595959" w:sz="4"/>
         </w:pBdr>
-        <w:shd w:fill="F2F2F2" w:val="solid"/>
+        <w:shd w:fill="F2F2F2" w:val="clear" w:color="auto"/>
         <w:spacing w:after="200" w:before="0"/>
       </w:pPr>
       <w:r>
@@ -6826,7 +6826,7 @@
           <w:top w:val="single" w:color="1F3864" w:sz="18"/>
           <w:bottom w:val="single" w:color="1F3864" w:sz="4"/>
         </w:pBdr>
-        <w:shd w:fill="DAE3F3" w:val="solid"/>
+        <w:shd w:fill="DAE3F3" w:val="clear" w:color="auto"/>
         <w:spacing w:after="0" w:before="280"/>
       </w:pPr>
       <w:r>
@@ -6905,7 +6905,7 @@
         <w:pBdr>
           <w:top w:val="single" w:color="595959" w:sz="4"/>
         </w:pBdr>
-        <w:shd w:fill="F2F2F2" w:val="solid"/>
+        <w:shd w:fill="F2F2F2" w:val="clear" w:color="auto"/>
         <w:spacing w:after="60" w:before="120"/>
       </w:pPr>
       <w:r>
@@ -6940,7 +6940,7 @@
         <w:pBdr>
           <w:bottom w:val="single" w:color="595959" w:sz="4"/>
         </w:pBdr>
-        <w:shd w:fill="F2F2F2" w:val="solid"/>
+        <w:shd w:fill="F2F2F2" w:val="clear" w:color="auto"/>
         <w:spacing w:after="200" w:before="0"/>
       </w:pPr>
       <w:r>
@@ -6976,7 +6976,7 @@
           <w:top w:val="double" w:color="1F3864" w:sz="18"/>
           <w:bottom w:val="double" w:color="1F3864" w:sz="18"/>
         </w:pBdr>
-        <w:shd w:fill="DAE3F3" w:val="solid"/>
+        <w:shd w:fill="DAE3F3" w:val="clear" w:color="auto"/>
         <w:spacing w:after="240" w:before="240" w:line="360"/>
         <w:jc w:val="center"/>
       </w:pPr>
@@ -7013,7 +7013,7 @@
           <w:top w:val="single" w:color="1F3864" w:sz="18"/>
           <w:bottom w:val="single" w:color="1F3864" w:sz="4"/>
         </w:pBdr>
-        <w:shd w:fill="DAE3F3" w:val="solid"/>
+        <w:shd w:fill="DAE3F3" w:val="clear" w:color="auto"/>
         <w:spacing w:after="0" w:before="280"/>
       </w:pPr>
       <w:r>
@@ -7092,7 +7092,7 @@
         <w:pBdr>
           <w:top w:val="single" w:color="595959" w:sz="4"/>
         </w:pBdr>
-        <w:shd w:fill="F2F2F2" w:val="solid"/>
+        <w:shd w:fill="F2F2F2" w:val="clear" w:color="auto"/>
         <w:spacing w:after="60" w:before="120"/>
       </w:pPr>
       <w:r>
@@ -7127,7 +7127,7 @@
         <w:pBdr>
           <w:bottom w:val="single" w:color="595959" w:sz="4"/>
         </w:pBdr>
-        <w:shd w:fill="F2F2F2" w:val="solid"/>
+        <w:shd w:fill="F2F2F2" w:val="clear" w:color="auto"/>
         <w:spacing w:after="200" w:before="0"/>
       </w:pPr>
       <w:r>
@@ -7163,7 +7163,7 @@
           <w:top w:val="single" w:color="1F3864" w:sz="18"/>
           <w:bottom w:val="single" w:color="1F3864" w:sz="4"/>
         </w:pBdr>
-        <w:shd w:fill="DAE3F3" w:val="solid"/>
+        <w:shd w:fill="DAE3F3" w:val="clear" w:color="auto"/>
         <w:spacing w:after="0" w:before="280"/>
       </w:pPr>
       <w:r>
@@ -7242,7 +7242,7 @@
         <w:pBdr>
           <w:top w:val="single" w:color="595959" w:sz="4"/>
         </w:pBdr>
-        <w:shd w:fill="F2F2F2" w:val="solid"/>
+        <w:shd w:fill="F2F2F2" w:val="clear" w:color="auto"/>
         <w:spacing w:after="60" w:before="120"/>
       </w:pPr>
       <w:r>
@@ -7277,7 +7277,7 @@
         <w:pBdr>
           <w:bottom w:val="single" w:color="595959" w:sz="4"/>
         </w:pBdr>
-        <w:shd w:fill="F2F2F2" w:val="solid"/>
+        <w:shd w:fill="F2F2F2" w:val="clear" w:color="auto"/>
         <w:spacing w:after="200" w:before="0"/>
       </w:pPr>
       <w:r>
@@ -7313,7 +7313,7 @@
           <w:top w:val="single" w:color="1F3864" w:sz="18"/>
           <w:bottom w:val="single" w:color="1F3864" w:sz="4"/>
         </w:pBdr>
-        <w:shd w:fill="DAE3F3" w:val="solid"/>
+        <w:shd w:fill="DAE3F3" w:val="clear" w:color="auto"/>
         <w:spacing w:after="0" w:before="280"/>
       </w:pPr>
       <w:r>
@@ -7392,7 +7392,7 @@
         <w:pBdr>
           <w:top w:val="single" w:color="595959" w:sz="4"/>
         </w:pBdr>
-        <w:shd w:fill="F2F2F2" w:val="solid"/>
+        <w:shd w:fill="F2F2F2" w:val="clear" w:color="auto"/>
         <w:spacing w:after="60" w:before="120"/>
       </w:pPr>
       <w:r>
@@ -7427,7 +7427,7 @@
         <w:pBdr>
           <w:bottom w:val="single" w:color="595959" w:sz="4"/>
         </w:pBdr>
-        <w:shd w:fill="F2F2F2" w:val="solid"/>
+        <w:shd w:fill="F2F2F2" w:val="clear" w:color="auto"/>
         <w:spacing w:after="200" w:before="0"/>
       </w:pPr>
       <w:r>
@@ -7463,7 +7463,7 @@
           <w:top w:val="single" w:color="1F3864" w:sz="18"/>
           <w:bottom w:val="single" w:color="1F3864" w:sz="4"/>
         </w:pBdr>
-        <w:shd w:fill="DAE3F3" w:val="solid"/>
+        <w:shd w:fill="DAE3F3" w:val="clear" w:color="auto"/>
         <w:spacing w:after="0" w:before="280"/>
       </w:pPr>
       <w:r>
@@ -7542,7 +7542,7 @@
         <w:pBdr>
           <w:top w:val="single" w:color="595959" w:sz="4"/>
         </w:pBdr>
-        <w:shd w:fill="F2F2F2" w:val="solid"/>
+        <w:shd w:fill="F2F2F2" w:val="clear" w:color="auto"/>
         <w:spacing w:after="60" w:before="120"/>
       </w:pPr>
       <w:r>
@@ -7577,7 +7577,7 @@
         <w:pBdr>
           <w:bottom w:val="single" w:color="595959" w:sz="4"/>
         </w:pBdr>
-        <w:shd w:fill="F2F2F2" w:val="solid"/>
+        <w:shd w:fill="F2F2F2" w:val="clear" w:color="auto"/>
         <w:spacing w:after="200" w:before="0"/>
       </w:pPr>
       <w:r>
@@ -7613,7 +7613,7 @@
           <w:top w:val="double" w:color="1F3864" w:sz="18"/>
           <w:bottom w:val="double" w:color="1F3864" w:sz="18"/>
         </w:pBdr>
-        <w:shd w:fill="DAE3F3" w:val="solid"/>
+        <w:shd w:fill="DAE3F3" w:val="clear" w:color="auto"/>
         <w:spacing w:after="240" w:before="240" w:line="360"/>
         <w:jc w:val="center"/>
       </w:pPr>
@@ -7650,7 +7650,7 @@
           <w:top w:val="single" w:color="1F3864" w:sz="18"/>
           <w:bottom w:val="single" w:color="1F3864" w:sz="4"/>
         </w:pBdr>
-        <w:shd w:fill="DAE3F3" w:val="solid"/>
+        <w:shd w:fill="DAE3F3" w:val="clear" w:color="auto"/>
         <w:spacing w:after="0" w:before="280"/>
       </w:pPr>
       <w:r>
@@ -7729,7 +7729,7 @@
         <w:pBdr>
           <w:top w:val="single" w:color="595959" w:sz="4"/>
         </w:pBdr>
-        <w:shd w:fill="F2F2F2" w:val="solid"/>
+        <w:shd w:fill="F2F2F2" w:val="clear" w:color="auto"/>
         <w:spacing w:after="60" w:before="120"/>
       </w:pPr>
       <w:r>
@@ -7764,7 +7764,7 @@
         <w:pBdr>
           <w:bottom w:val="single" w:color="595959" w:sz="4"/>
         </w:pBdr>
-        <w:shd w:fill="F2F2F2" w:val="solid"/>
+        <w:shd w:fill="F2F2F2" w:val="clear" w:color="auto"/>
         <w:spacing w:after="200" w:before="0"/>
       </w:pPr>
       <w:r>
@@ -7800,7 +7800,7 @@
           <w:top w:val="single" w:color="1F3864" w:sz="18"/>
           <w:bottom w:val="single" w:color="1F3864" w:sz="4"/>
         </w:pBdr>
-        <w:shd w:fill="DAE3F3" w:val="solid"/>
+        <w:shd w:fill="DAE3F3" w:val="clear" w:color="auto"/>
         <w:spacing w:after="0" w:before="280"/>
       </w:pPr>
       <w:r>
@@ -7879,7 +7879,7 @@
         <w:pBdr>
           <w:top w:val="single" w:color="595959" w:sz="4"/>
         </w:pBdr>
-        <w:shd w:fill="F2F2F2" w:val="solid"/>
+        <w:shd w:fill="F2F2F2" w:val="clear" w:color="auto"/>
         <w:spacing w:after="60" w:before="120"/>
       </w:pPr>
       <w:r>
@@ -7914,7 +7914,7 @@
         <w:pBdr>
           <w:bottom w:val="single" w:color="595959" w:sz="4"/>
         </w:pBdr>
-        <w:shd w:fill="F2F2F2" w:val="solid"/>
+        <w:shd w:fill="F2F2F2" w:val="clear" w:color="auto"/>
         <w:spacing w:after="200" w:before="0"/>
       </w:pPr>
       <w:r>
@@ -7950,7 +7950,7 @@
           <w:top w:val="single" w:color="1F3864" w:sz="18"/>
           <w:bottom w:val="single" w:color="1F3864" w:sz="4"/>
         </w:pBdr>
-        <w:shd w:fill="DAE3F3" w:val="solid"/>
+        <w:shd w:fill="DAE3F3" w:val="clear" w:color="auto"/>
         <w:spacing w:after="0" w:before="280"/>
       </w:pPr>
       <w:r>
@@ -8029,7 +8029,7 @@
         <w:pBdr>
           <w:top w:val="single" w:color="595959" w:sz="4"/>
         </w:pBdr>
-        <w:shd w:fill="F2F2F2" w:val="solid"/>
+        <w:shd w:fill="F2F2F2" w:val="clear" w:color="auto"/>
         <w:spacing w:after="60" w:before="120"/>
       </w:pPr>
       <w:r>
@@ -8064,7 +8064,7 @@
         <w:pBdr>
           <w:bottom w:val="single" w:color="595959" w:sz="4"/>
         </w:pBdr>
-        <w:shd w:fill="F2F2F2" w:val="solid"/>
+        <w:shd w:fill="F2F2F2" w:val="clear" w:color="auto"/>
         <w:spacing w:after="200" w:before="0"/>
       </w:pPr>
       <w:r>
@@ -8100,7 +8100,7 @@
           <w:top w:val="single" w:color="1F3864" w:sz="18"/>
           <w:bottom w:val="single" w:color="1F3864" w:sz="4"/>
         </w:pBdr>
-        <w:shd w:fill="DAE3F3" w:val="solid"/>
+        <w:shd w:fill="DAE3F3" w:val="clear" w:color="auto"/>
         <w:spacing w:after="0" w:before="280"/>
       </w:pPr>
       <w:r>
@@ -8179,7 +8179,7 @@
         <w:pBdr>
           <w:top w:val="single" w:color="595959" w:sz="4"/>
         </w:pBdr>
-        <w:shd w:fill="F2F2F2" w:val="solid"/>
+        <w:shd w:fill="F2F2F2" w:val="clear" w:color="auto"/>
         <w:spacing w:after="60" w:before="120"/>
       </w:pPr>
       <w:r>
@@ -8214,7 +8214,7 @@
         <w:pBdr>
           <w:bottom w:val="single" w:color="595959" w:sz="4"/>
         </w:pBdr>
-        <w:shd w:fill="F2F2F2" w:val="solid"/>
+        <w:shd w:fill="F2F2F2" w:val="clear" w:color="auto"/>
         <w:spacing w:after="200" w:before="0"/>
       </w:pPr>
       <w:r>
@@ -8250,7 +8250,7 @@
           <w:top w:val="single" w:color="1F3864" w:sz="18"/>
           <w:bottom w:val="single" w:color="1F3864" w:sz="4"/>
         </w:pBdr>
-        <w:shd w:fill="DAE3F3" w:val="solid"/>
+        <w:shd w:fill="DAE3F3" w:val="clear" w:color="auto"/>
         <w:spacing w:after="0" w:before="280"/>
       </w:pPr>
       <w:r>
@@ -8329,7 +8329,7 @@
         <w:pBdr>
           <w:top w:val="single" w:color="595959" w:sz="4"/>
         </w:pBdr>
-        <w:shd w:fill="F2F2F2" w:val="solid"/>
+        <w:shd w:fill="F2F2F2" w:val="clear" w:color="auto"/>
         <w:spacing w:after="60" w:before="120"/>
       </w:pPr>
       <w:r>
@@ -8364,7 +8364,7 @@
         <w:pBdr>
           <w:bottom w:val="single" w:color="595959" w:sz="4"/>
         </w:pBdr>
-        <w:shd w:fill="F2F2F2" w:val="solid"/>
+        <w:shd w:fill="F2F2F2" w:val="clear" w:color="auto"/>
         <w:spacing w:after="200" w:before="0"/>
       </w:pPr>
       <w:r>
@@ -8400,7 +8400,7 @@
           <w:top w:val="double" w:color="1F3864" w:sz="18"/>
           <w:bottom w:val="double" w:color="1F3864" w:sz="18"/>
         </w:pBdr>
-        <w:shd w:fill="DAE3F3" w:val="solid"/>
+        <w:shd w:fill="DAE3F3" w:val="clear" w:color="auto"/>
         <w:spacing w:after="240" w:before="240" w:line="360"/>
         <w:jc w:val="center"/>
       </w:pPr>
@@ -8437,7 +8437,7 @@
           <w:top w:val="single" w:color="1F3864" w:sz="18"/>
           <w:bottom w:val="single" w:color="1F3864" w:sz="4"/>
         </w:pBdr>
-        <w:shd w:fill="DAE3F3" w:val="solid"/>
+        <w:shd w:fill="DAE3F3" w:val="clear" w:color="auto"/>
         <w:spacing w:after="0" w:before="280"/>
       </w:pPr>
       <w:r>
@@ -8516,7 +8516,7 @@
         <w:pBdr>
           <w:top w:val="single" w:color="595959" w:sz="4"/>
         </w:pBdr>
-        <w:shd w:fill="F2F2F2" w:val="solid"/>
+        <w:shd w:fill="F2F2F2" w:val="clear" w:color="auto"/>
         <w:spacing w:after="60" w:before="120"/>
       </w:pPr>
       <w:r>
@@ -8551,7 +8551,7 @@
         <w:pBdr>
           <w:bottom w:val="single" w:color="595959" w:sz="4"/>
         </w:pBdr>
-        <w:shd w:fill="F2F2F2" w:val="solid"/>
+        <w:shd w:fill="F2F2F2" w:val="clear" w:color="auto"/>
         <w:spacing w:after="200" w:before="0"/>
       </w:pPr>
       <w:r>
@@ -8587,7 +8587,7 @@
           <w:top w:val="single" w:color="1F3864" w:sz="18"/>
           <w:bottom w:val="single" w:color="1F3864" w:sz="4"/>
         </w:pBdr>
-        <w:shd w:fill="DAE3F3" w:val="solid"/>
+        <w:shd w:fill="DAE3F3" w:val="clear" w:color="auto"/>
         <w:spacing w:after="0" w:before="280"/>
       </w:pPr>
       <w:r>
@@ -8666,7 +8666,7 @@
         <w:pBdr>
           <w:top w:val="single" w:color="595959" w:sz="4"/>
         </w:pBdr>
-        <w:shd w:fill="F2F2F2" w:val="solid"/>
+        <w:shd w:fill="F2F2F2" w:val="clear" w:color="auto"/>
         <w:spacing w:after="60" w:before="120"/>
       </w:pPr>
       <w:r>
@@ -8701,7 +8701,7 @@
         <w:pBdr>
           <w:bottom w:val="single" w:color="595959" w:sz="4"/>
         </w:pBdr>
-        <w:shd w:fill="F2F2F2" w:val="solid"/>
+        <w:shd w:fill="F2F2F2" w:val="clear" w:color="auto"/>
         <w:spacing w:after="200" w:before="0"/>
       </w:pPr>
       <w:r>
@@ -8737,7 +8737,7 @@
           <w:top w:val="single" w:color="1F3864" w:sz="18"/>
           <w:bottom w:val="single" w:color="1F3864" w:sz="4"/>
         </w:pBdr>
-        <w:shd w:fill="DAE3F3" w:val="solid"/>
+        <w:shd w:fill="DAE3F3" w:val="clear" w:color="auto"/>
         <w:spacing w:after="0" w:before="280"/>
       </w:pPr>
       <w:r>
@@ -8816,7 +8816,7 @@
         <w:pBdr>
           <w:top w:val="single" w:color="595959" w:sz="4"/>
         </w:pBdr>
-        <w:shd w:fill="F2F2F2" w:val="solid"/>
+        <w:shd w:fill="F2F2F2" w:val="clear" w:color="auto"/>
         <w:spacing w:after="60" w:before="120"/>
       </w:pPr>
       <w:r>
@@ -8851,7 +8851,7 @@
         <w:pBdr>
           <w:bottom w:val="single" w:color="595959" w:sz="4"/>
         </w:pBdr>
-        <w:shd w:fill="F2F2F2" w:val="solid"/>
+        <w:shd w:fill="F2F2F2" w:val="clear" w:color="auto"/>
         <w:spacing w:after="200" w:before="0"/>
       </w:pPr>
       <w:r>
@@ -8887,7 +8887,7 @@
           <w:top w:val="single" w:color="1F3864" w:sz="18"/>
           <w:bottom w:val="single" w:color="1F3864" w:sz="4"/>
         </w:pBdr>
-        <w:shd w:fill="DAE3F3" w:val="solid"/>
+        <w:shd w:fill="DAE3F3" w:val="clear" w:color="auto"/>
         <w:spacing w:after="0" w:before="280"/>
       </w:pPr>
       <w:r>
@@ -8966,7 +8966,7 @@
         <w:pBdr>
           <w:top w:val="single" w:color="595959" w:sz="4"/>
         </w:pBdr>
-        <w:shd w:fill="F2F2F2" w:val="solid"/>
+        <w:shd w:fill="F2F2F2" w:val="clear" w:color="auto"/>
         <w:spacing w:after="60" w:before="120"/>
       </w:pPr>
       <w:r>
@@ -9001,7 +9001,7 @@
         <w:pBdr>
           <w:bottom w:val="single" w:color="595959" w:sz="4"/>
         </w:pBdr>
-        <w:shd w:fill="F2F2F2" w:val="solid"/>
+        <w:shd w:fill="F2F2F2" w:val="clear" w:color="auto"/>
         <w:spacing w:after="200" w:before="0"/>
       </w:pPr>
       <w:r>
@@ -9037,7 +9037,7 @@
           <w:top w:val="single" w:color="1F3864" w:sz="18"/>
           <w:bottom w:val="single" w:color="1F3864" w:sz="4"/>
         </w:pBdr>
-        <w:shd w:fill="DAE3F3" w:val="solid"/>
+        <w:shd w:fill="DAE3F3" w:val="clear" w:color="auto"/>
         <w:spacing w:after="0" w:before="280"/>
       </w:pPr>
       <w:r>
@@ -9116,7 +9116,7 @@
         <w:pBdr>
           <w:top w:val="single" w:color="595959" w:sz="4"/>
         </w:pBdr>
-        <w:shd w:fill="F2F2F2" w:val="solid"/>
+        <w:shd w:fill="F2F2F2" w:val="clear" w:color="auto"/>
         <w:spacing w:after="60" w:before="120"/>
       </w:pPr>
       <w:r>
@@ -9151,7 +9151,7 @@
         <w:pBdr>
           <w:bottom w:val="single" w:color="595959" w:sz="4"/>
         </w:pBdr>
-        <w:shd w:fill="F2F2F2" w:val="solid"/>
+        <w:shd w:fill="F2F2F2" w:val="clear" w:color="auto"/>
         <w:spacing w:after="200" w:before="0"/>
       </w:pPr>
       <w:r>
@@ -9187,7 +9187,7 @@
           <w:top w:val="single" w:color="1F3864" w:sz="18"/>
           <w:bottom w:val="single" w:color="1F3864" w:sz="4"/>
         </w:pBdr>
-        <w:shd w:fill="DAE3F3" w:val="solid"/>
+        <w:shd w:fill="DAE3F3" w:val="clear" w:color="auto"/>
         <w:spacing w:after="0" w:before="280"/>
       </w:pPr>
       <w:r>
@@ -9266,7 +9266,7 @@
         <w:pBdr>
           <w:top w:val="single" w:color="595959" w:sz="4"/>
         </w:pBdr>
-        <w:shd w:fill="F2F2F2" w:val="solid"/>
+        <w:shd w:fill="F2F2F2" w:val="clear" w:color="auto"/>
         <w:spacing w:after="60" w:before="120"/>
       </w:pPr>
       <w:r>
@@ -9301,7 +9301,7 @@
         <w:pBdr>
           <w:bottom w:val="single" w:color="595959" w:sz="4"/>
         </w:pBdr>
-        <w:shd w:fill="F2F2F2" w:val="solid"/>
+        <w:shd w:fill="F2F2F2" w:val="clear" w:color="auto"/>
         <w:spacing w:after="200" w:before="0"/>
       </w:pPr>
       <w:r>
@@ -9337,7 +9337,7 @@
           <w:top w:val="single" w:color="1F3864" w:sz="18"/>
           <w:bottom w:val="single" w:color="1F3864" w:sz="4"/>
         </w:pBdr>
-        <w:shd w:fill="DAE3F3" w:val="solid"/>
+        <w:shd w:fill="DAE3F3" w:val="clear" w:color="auto"/>
         <w:spacing w:after="0" w:before="280"/>
       </w:pPr>
       <w:r>
@@ -9416,7 +9416,7 @@
         <w:pBdr>
           <w:top w:val="single" w:color="595959" w:sz="4"/>
         </w:pBdr>
-        <w:shd w:fill="F2F2F2" w:val="solid"/>
+        <w:shd w:fill="F2F2F2" w:val="clear" w:color="auto"/>
         <w:spacing w:after="60" w:before="120"/>
       </w:pPr>
       <w:r>
@@ -9451,7 +9451,7 @@
         <w:pBdr>
           <w:bottom w:val="single" w:color="595959" w:sz="4"/>
         </w:pBdr>
-        <w:shd w:fill="F2F2F2" w:val="solid"/>
+        <w:shd w:fill="F2F2F2" w:val="clear" w:color="auto"/>
         <w:spacing w:after="200" w:before="0"/>
       </w:pPr>
       <w:r>
@@ -9487,7 +9487,7 @@
           <w:top w:val="single" w:color="1F3864" w:sz="18"/>
           <w:bottom w:val="single" w:color="1F3864" w:sz="4"/>
         </w:pBdr>
-        <w:shd w:fill="DAE3F3" w:val="solid"/>
+        <w:shd w:fill="DAE3F3" w:val="clear" w:color="auto"/>
         <w:spacing w:after="0" w:before="280"/>
       </w:pPr>
       <w:r>
@@ -9566,7 +9566,7 @@
         <w:pBdr>
           <w:top w:val="single" w:color="595959" w:sz="4"/>
         </w:pBdr>
-        <w:shd w:fill="F2F2F2" w:val="solid"/>
+        <w:shd w:fill="F2F2F2" w:val="clear" w:color="auto"/>
         <w:spacing w:after="60" w:before="120"/>
       </w:pPr>
       <w:r>
@@ -9601,7 +9601,7 @@
         <w:pBdr>
           <w:bottom w:val="single" w:color="595959" w:sz="4"/>
         </w:pBdr>
-        <w:shd w:fill="F2F2F2" w:val="solid"/>
+        <w:shd w:fill="F2F2F2" w:val="clear" w:color="auto"/>
         <w:spacing w:after="200" w:before="0"/>
       </w:pPr>
       <w:r>
@@ -9637,7 +9637,7 @@
           <w:top w:val="double" w:color="1F3864" w:sz="18"/>
           <w:bottom w:val="double" w:color="1F3864" w:sz="18"/>
         </w:pBdr>
-        <w:shd w:fill="DAE3F3" w:val="solid"/>
+        <w:shd w:fill="DAE3F3" w:val="clear" w:color="auto"/>
         <w:spacing w:after="240" w:before="240" w:line="360"/>
         <w:jc w:val="center"/>
       </w:pPr>
@@ -9674,7 +9674,7 @@
           <w:top w:val="single" w:color="1F3864" w:sz="18"/>
           <w:bottom w:val="single" w:color="1F3864" w:sz="4"/>
         </w:pBdr>
-        <w:shd w:fill="DAE3F3" w:val="solid"/>
+        <w:shd w:fill="DAE3F3" w:val="clear" w:color="auto"/>
         <w:spacing w:after="0" w:before="280"/>
       </w:pPr>
       <w:r>
@@ -9753,7 +9753,7 @@
         <w:pBdr>
           <w:top w:val="single" w:color="595959" w:sz="4"/>
         </w:pBdr>
-        <w:shd w:fill="F2F2F2" w:val="solid"/>
+        <w:shd w:fill="F2F2F2" w:val="clear" w:color="auto"/>
         <w:spacing w:after="60" w:before="120"/>
       </w:pPr>
       <w:r>
@@ -9788,7 +9788,7 @@
         <w:pBdr>
           <w:bottom w:val="single" w:color="595959" w:sz="4"/>
         </w:pBdr>
-        <w:shd w:fill="F2F2F2" w:val="solid"/>
+        <w:shd w:fill="F2F2F2" w:val="clear" w:color="auto"/>
         <w:spacing w:after="200" w:before="0"/>
       </w:pPr>
       <w:r>
@@ -9824,7 +9824,7 @@
           <w:top w:val="single" w:color="1F3864" w:sz="18"/>
           <w:bottom w:val="single" w:color="1F3864" w:sz="4"/>
         </w:pBdr>
-        <w:shd w:fill="DAE3F3" w:val="solid"/>
+        <w:shd w:fill="DAE3F3" w:val="clear" w:color="auto"/>
         <w:spacing w:after="0" w:before="280"/>
       </w:pPr>
       <w:r>
@@ -9903,7 +9903,7 @@
         <w:pBdr>
           <w:top w:val="single" w:color="595959" w:sz="4"/>
         </w:pBdr>
-        <w:shd w:fill="F2F2F2" w:val="solid"/>
+        <w:shd w:fill="F2F2F2" w:val="clear" w:color="auto"/>
         <w:spacing w:after="60" w:before="120"/>
       </w:pPr>
       <w:r>
@@ -9938,7 +9938,7 @@
         <w:pBdr>
           <w:bottom w:val="single" w:color="595959" w:sz="4"/>
         </w:pBdr>
-        <w:shd w:fill="F2F2F2" w:val="solid"/>
+        <w:shd w:fill="F2F2F2" w:val="clear" w:color="auto"/>
         <w:spacing w:after="200" w:before="0"/>
       </w:pPr>
       <w:r>
@@ -9974,7 +9974,7 @@
           <w:top w:val="single" w:color="1F3864" w:sz="18"/>
           <w:bottom w:val="single" w:color="1F3864" w:sz="4"/>
         </w:pBdr>
-        <w:shd w:fill="DAE3F3" w:val="solid"/>
+        <w:shd w:fill="DAE3F3" w:val="clear" w:color="auto"/>
         <w:spacing w:after="0" w:before="280"/>
       </w:pPr>
       <w:r>
@@ -10053,7 +10053,7 @@
         <w:pBdr>
           <w:top w:val="single" w:color="595959" w:sz="4"/>
         </w:pBdr>
-        <w:shd w:fill="F2F2F2" w:val="solid"/>
+        <w:shd w:fill="F2F2F2" w:val="clear" w:color="auto"/>
         <w:spacing w:after="60" w:before="120"/>
       </w:pPr>
       <w:r>
@@ -10088,7 +10088,7 @@
         <w:pBdr>
           <w:bottom w:val="single" w:color="595959" w:sz="4"/>
         </w:pBdr>
-        <w:shd w:fill="F2F2F2" w:val="solid"/>
+        <w:shd w:fill="F2F2F2" w:val="clear" w:color="auto"/>
         <w:spacing w:after="200" w:before="0"/>
       </w:pPr>
       <w:r>
@@ -10124,7 +10124,7 @@
           <w:top w:val="single" w:color="1F3864" w:sz="18"/>
           <w:bottom w:val="single" w:color="1F3864" w:sz="4"/>
         </w:pBdr>
-        <w:shd w:fill="DAE3F3" w:val="solid"/>
+        <w:shd w:fill="DAE3F3" w:val="clear" w:color="auto"/>
         <w:spacing w:after="0" w:before="280"/>
       </w:pPr>
       <w:r>
@@ -10203,7 +10203,7 @@
         <w:pBdr>
           <w:top w:val="single" w:color="595959" w:sz="4"/>
         </w:pBdr>
-        <w:shd w:fill="F2F2F2" w:val="solid"/>
+        <w:shd w:fill="F2F2F2" w:val="clear" w:color="auto"/>
         <w:spacing w:after="60" w:before="120"/>
       </w:pPr>
       <w:r>
@@ -10238,7 +10238,7 @@
         <w:pBdr>
           <w:bottom w:val="single" w:color="595959" w:sz="4"/>
         </w:pBdr>
-        <w:shd w:fill="F2F2F2" w:val="solid"/>
+        <w:shd w:fill="F2F2F2" w:val="clear" w:color="auto"/>
         <w:spacing w:after="200" w:before="0"/>
       </w:pPr>
       <w:r>
@@ -10274,7 +10274,7 @@
           <w:top w:val="single" w:color="1F3864" w:sz="18"/>
           <w:bottom w:val="single" w:color="1F3864" w:sz="4"/>
         </w:pBdr>
-        <w:shd w:fill="DAE3F3" w:val="solid"/>
+        <w:shd w:fill="DAE3F3" w:val="clear" w:color="auto"/>
         <w:spacing w:after="0" w:before="280"/>
       </w:pPr>
       <w:r>
@@ -10353,7 +10353,7 @@
         <w:pBdr>
           <w:top w:val="single" w:color="595959" w:sz="4"/>
         </w:pBdr>
-        <w:shd w:fill="F2F2F2" w:val="solid"/>
+        <w:shd w:fill="F2F2F2" w:val="clear" w:color="auto"/>
         <w:spacing w:after="60" w:before="120"/>
       </w:pPr>
       <w:r>
@@ -10388,7 +10388,7 @@
         <w:pBdr>
           <w:bottom w:val="single" w:color="595959" w:sz="4"/>
         </w:pBdr>
-        <w:shd w:fill="F2F2F2" w:val="solid"/>
+        <w:shd w:fill="F2F2F2" w:val="clear" w:color="auto"/>
         <w:spacing w:after="200" w:before="0"/>
       </w:pPr>
       <w:r>
@@ -10424,7 +10424,7 @@
           <w:top w:val="double" w:color="1F3864" w:sz="18"/>
           <w:bottom w:val="double" w:color="1F3864" w:sz="18"/>
         </w:pBdr>
-        <w:shd w:fill="DAE3F3" w:val="solid"/>
+        <w:shd w:fill="DAE3F3" w:val="clear" w:color="auto"/>
         <w:spacing w:after="240" w:before="240" w:line="360"/>
         <w:jc w:val="center"/>
       </w:pPr>
@@ -10461,7 +10461,7 @@
           <w:top w:val="single" w:color="1F3864" w:sz="18"/>
           <w:bottom w:val="single" w:color="1F3864" w:sz="4"/>
         </w:pBdr>
-        <w:shd w:fill="DAE3F3" w:val="solid"/>
+        <w:shd w:fill="DAE3F3" w:val="clear" w:color="auto"/>
         <w:spacing w:after="0" w:before="280"/>
       </w:pPr>
       <w:r>
@@ -10540,7 +10540,7 @@
         <w:pBdr>
           <w:top w:val="single" w:color="595959" w:sz="4"/>
         </w:pBdr>
-        <w:shd w:fill="F2F2F2" w:val="solid"/>
+        <w:shd w:fill="F2F2F2" w:val="clear" w:color="auto"/>
         <w:spacing w:after="60" w:before="120"/>
       </w:pPr>
       <w:r>
@@ -10575,7 +10575,7 @@
         <w:pBdr>
           <w:bottom w:val="single" w:color="595959" w:sz="4"/>
         </w:pBdr>
-        <w:shd w:fill="F2F2F2" w:val="solid"/>
+        <w:shd w:fill="F2F2F2" w:val="clear" w:color="auto"/>
         <w:spacing w:after="200" w:before="0"/>
       </w:pPr>
       <w:r>
@@ -10611,7 +10611,7 @@
           <w:top w:val="single" w:color="1F3864" w:sz="18"/>
           <w:bottom w:val="single" w:color="1F3864" w:sz="4"/>
         </w:pBdr>
-        <w:shd w:fill="DAE3F3" w:val="solid"/>
+        <w:shd w:fill="DAE3F3" w:val="clear" w:color="auto"/>
         <w:spacing w:after="0" w:before="280"/>
       </w:pPr>
       <w:r>
@@ -10690,7 +10690,7 @@
         <w:pBdr>
           <w:top w:val="single" w:color="595959" w:sz="4"/>
         </w:pBdr>
-        <w:shd w:fill="F2F2F2" w:val="solid"/>
+        <w:shd w:fill="F2F2F2" w:val="clear" w:color="auto"/>
         <w:spacing w:after="60" w:before="120"/>
       </w:pPr>
       <w:r>
@@ -10725,7 +10725,7 @@
         <w:pBdr>
           <w:bottom w:val="single" w:color="595959" w:sz="4"/>
         </w:pBdr>
-        <w:shd w:fill="F2F2F2" w:val="solid"/>
+        <w:shd w:fill="F2F2F2" w:val="clear" w:color="auto"/>
         <w:spacing w:after="200" w:before="0"/>
       </w:pPr>
       <w:r>
@@ -10761,7 +10761,7 @@
           <w:top w:val="single" w:color="1F3864" w:sz="18"/>
           <w:bottom w:val="single" w:color="1F3864" w:sz="4"/>
         </w:pBdr>
-        <w:shd w:fill="DAE3F3" w:val="solid"/>
+        <w:shd w:fill="DAE3F3" w:val="clear" w:color="auto"/>
         <w:spacing w:after="0" w:before="280"/>
       </w:pPr>
       <w:r>
@@ -10840,7 +10840,7 @@
         <w:pBdr>
           <w:top w:val="single" w:color="595959" w:sz="4"/>
         </w:pBdr>
-        <w:shd w:fill="F2F2F2" w:val="solid"/>
+        <w:shd w:fill="F2F2F2" w:val="clear" w:color="auto"/>
         <w:spacing w:after="60" w:before="120"/>
       </w:pPr>
       <w:r>
@@ -10875,7 +10875,7 @@
         <w:pBdr>
           <w:bottom w:val="single" w:color="595959" w:sz="4"/>
         </w:pBdr>
-        <w:shd w:fill="F2F2F2" w:val="solid"/>
+        <w:shd w:fill="F2F2F2" w:val="clear" w:color="auto"/>
         <w:spacing w:after="200" w:before="0"/>
       </w:pPr>
       <w:r>
@@ -10911,7 +10911,7 @@
           <w:top w:val="double" w:color="1F3864" w:sz="18"/>
           <w:bottom w:val="double" w:color="1F3864" w:sz="18"/>
         </w:pBdr>
-        <w:shd w:fill="DAE3F3" w:val="solid"/>
+        <w:shd w:fill="DAE3F3" w:val="clear" w:color="auto"/>
         <w:spacing w:after="240" w:before="240" w:line="360"/>
         <w:jc w:val="center"/>
       </w:pPr>
@@ -10948,7 +10948,7 @@
           <w:top w:val="single" w:color="1F3864" w:sz="18"/>
           <w:bottom w:val="single" w:color="1F3864" w:sz="4"/>
         </w:pBdr>
-        <w:shd w:fill="DAE3F3" w:val="solid"/>
+        <w:shd w:fill="DAE3F3" w:val="clear" w:color="auto"/>
         <w:spacing w:after="0" w:before="280"/>
       </w:pPr>
       <w:r>
@@ -11027,7 +11027,7 @@
         <w:pBdr>
           <w:top w:val="single" w:color="595959" w:sz="4"/>
         </w:pBdr>
-        <w:shd w:fill="F2F2F2" w:val="solid"/>
+        <w:shd w:fill="F2F2F2" w:val="clear" w:color="auto"/>
         <w:spacing w:after="60" w:before="120"/>
       </w:pPr>
       <w:r>
@@ -11062,7 +11062,7 @@
         <w:pBdr>
           <w:bottom w:val="single" w:color="595959" w:sz="4"/>
         </w:pBdr>
-        <w:shd w:fill="F2F2F2" w:val="solid"/>
+        <w:shd w:fill="F2F2F2" w:val="clear" w:color="auto"/>
         <w:spacing w:after="200" w:before="0"/>
       </w:pPr>
       <w:r>
@@ -11098,7 +11098,7 @@
           <w:top w:val="single" w:color="1F3864" w:sz="18"/>
           <w:bottom w:val="single" w:color="1F3864" w:sz="4"/>
         </w:pBdr>
-        <w:shd w:fill="DAE3F3" w:val="solid"/>
+        <w:shd w:fill="DAE3F3" w:val="clear" w:color="auto"/>
         <w:spacing w:after="0" w:before="280"/>
       </w:pPr>
       <w:r>
@@ -11177,7 +11177,7 @@
         <w:pBdr>
           <w:top w:val="single" w:color="595959" w:sz="4"/>
         </w:pBdr>
-        <w:shd w:fill="F2F2F2" w:val="solid"/>
+        <w:shd w:fill="F2F2F2" w:val="clear" w:color="auto"/>
         <w:spacing w:after="60" w:before="120"/>
       </w:pPr>
       <w:r>
@@ -11212,7 +11212,7 @@
         <w:pBdr>
           <w:bottom w:val="single" w:color="595959" w:sz="4"/>
         </w:pBdr>
-        <w:shd w:fill="F2F2F2" w:val="solid"/>
+        <w:shd w:fill="F2F2F2" w:val="clear" w:color="auto"/>
         <w:spacing w:after="200" w:before="0"/>
       </w:pPr>
       <w:r>
@@ -11248,7 +11248,7 @@
           <w:top w:val="single" w:color="1F3864" w:sz="18"/>
           <w:bottom w:val="single" w:color="1F3864" w:sz="4"/>
         </w:pBdr>
-        <w:shd w:fill="DAE3F3" w:val="solid"/>
+        <w:shd w:fill="DAE3F3" w:val="clear" w:color="auto"/>
         <w:spacing w:after="0" w:before="280"/>
       </w:pPr>
       <w:r>
@@ -11327,7 +11327,7 @@
         <w:pBdr>
           <w:top w:val="single" w:color="595959" w:sz="4"/>
         </w:pBdr>
-        <w:shd w:fill="F2F2F2" w:val="solid"/>
+        <w:shd w:fill="F2F2F2" w:val="clear" w:color="auto"/>
         <w:spacing w:after="60" w:before="120"/>
       </w:pPr>
       <w:r>
@@ -11362,7 +11362,7 @@
         <w:pBdr>
           <w:bottom w:val="single" w:color="595959" w:sz="4"/>
         </w:pBdr>
-        <w:shd w:fill="F2F2F2" w:val="solid"/>
+        <w:shd w:fill="F2F2F2" w:val="clear" w:color="auto"/>
         <w:spacing w:after="200" w:before="0"/>
       </w:pPr>
       <w:r>
@@ -11398,7 +11398,7 @@
           <w:top w:val="single" w:color="1F3864" w:sz="18"/>
           <w:bottom w:val="single" w:color="1F3864" w:sz="4"/>
         </w:pBdr>
-        <w:shd w:fill="DAE3F3" w:val="solid"/>
+        <w:shd w:fill="DAE3F3" w:val="clear" w:color="auto"/>
         <w:spacing w:after="0" w:before="280"/>
       </w:pPr>
       <w:r>
@@ -11477,7 +11477,7 @@
         <w:pBdr>
           <w:top w:val="single" w:color="595959" w:sz="4"/>
         </w:pBdr>
-        <w:shd w:fill="F2F2F2" w:val="solid"/>
+        <w:shd w:fill="F2F2F2" w:val="clear" w:color="auto"/>
         <w:spacing w:after="60" w:before="120"/>
       </w:pPr>
       <w:r>
@@ -11512,7 +11512,7 @@
         <w:pBdr>
           <w:bottom w:val="single" w:color="595959" w:sz="4"/>
         </w:pBdr>
-        <w:shd w:fill="F2F2F2" w:val="solid"/>
+        <w:shd w:fill="F2F2F2" w:val="clear" w:color="auto"/>
         <w:spacing w:after="200" w:before="0"/>
       </w:pPr>
       <w:r>
@@ -11548,7 +11548,7 @@
           <w:top w:val="double" w:color="1F3864" w:sz="18"/>
           <w:bottom w:val="double" w:color="1F3864" w:sz="18"/>
         </w:pBdr>
-        <w:shd w:fill="DAE3F3" w:val="solid"/>
+        <w:shd w:fill="DAE3F3" w:val="clear" w:color="auto"/>
         <w:spacing w:after="240" w:before="240" w:line="360"/>
         <w:jc w:val="center"/>
       </w:pPr>
@@ -11585,7 +11585,7 @@
           <w:top w:val="single" w:color="1F3864" w:sz="18"/>
           <w:bottom w:val="single" w:color="1F3864" w:sz="4"/>
         </w:pBdr>
-        <w:shd w:fill="DAE3F3" w:val="solid"/>
+        <w:shd w:fill="DAE3F3" w:val="clear" w:color="auto"/>
         <w:spacing w:after="0" w:before="280"/>
       </w:pPr>
       <w:r>
@@ -11664,7 +11664,7 @@
         <w:pBdr>
           <w:top w:val="single" w:color="595959" w:sz="4"/>
         </w:pBdr>
-        <w:shd w:fill="F2F2F2" w:val="solid"/>
+        <w:shd w:fill="F2F2F2" w:val="clear" w:color="auto"/>
         <w:spacing w:after="60" w:before="120"/>
       </w:pPr>
       <w:r>
@@ -11699,7 +11699,7 @@
         <w:pBdr>
           <w:bottom w:val="single" w:color="595959" w:sz="4"/>
         </w:pBdr>
-        <w:shd w:fill="F2F2F2" w:val="solid"/>
+        <w:shd w:fill="F2F2F2" w:val="clear" w:color="auto"/>
         <w:spacing w:after="200" w:before="0"/>
       </w:pPr>
       <w:r>
@@ -11735,7 +11735,7 @@
           <w:top w:val="single" w:color="1F3864" w:sz="18"/>
           <w:bottom w:val="single" w:color="1F3864" w:sz="4"/>
         </w:pBdr>
-        <w:shd w:fill="DAE3F3" w:val="solid"/>
+        <w:shd w:fill="DAE3F3" w:val="clear" w:color="auto"/>
         <w:spacing w:after="0" w:before="280"/>
       </w:pPr>
       <w:r>
@@ -11814,7 +11814,7 @@
         <w:pBdr>
           <w:top w:val="single" w:color="595959" w:sz="4"/>
         </w:pBdr>
-        <w:shd w:fill="F2F2F2" w:val="solid"/>
+        <w:shd w:fill="F2F2F2" w:val="clear" w:color="auto"/>
         <w:spacing w:after="60" w:before="120"/>
       </w:pPr>
       <w:r>
@@ -11849,7 +11849,7 @@
         <w:pBdr>
           <w:bottom w:val="single" w:color="595959" w:sz="4"/>
         </w:pBdr>
-        <w:shd w:fill="F2F2F2" w:val="solid"/>
+        <w:shd w:fill="F2F2F2" w:val="clear" w:color="auto"/>
         <w:spacing w:after="200" w:before="0"/>
       </w:pPr>
       <w:r>
@@ -11885,7 +11885,7 @@
           <w:top w:val="single" w:color="1F3864" w:sz="18"/>
           <w:bottom w:val="single" w:color="1F3864" w:sz="4"/>
         </w:pBdr>
-        <w:shd w:fill="DAE3F3" w:val="solid"/>
+        <w:shd w:fill="DAE3F3" w:val="clear" w:color="auto"/>
         <w:spacing w:after="0" w:before="280"/>
       </w:pPr>
       <w:r>
@@ -11964,7 +11964,7 @@
         <w:pBdr>
           <w:top w:val="single" w:color="595959" w:sz="4"/>
         </w:pBdr>
-        <w:shd w:fill="F2F2F2" w:val="solid"/>
+        <w:shd w:fill="F2F2F2" w:val="clear" w:color="auto"/>
         <w:spacing w:after="60" w:before="120"/>
       </w:pPr>
       <w:r>
@@ -11999,7 +11999,7 @@
         <w:pBdr>
           <w:bottom w:val="single" w:color="595959" w:sz="4"/>
         </w:pBdr>
-        <w:shd w:fill="F2F2F2" w:val="solid"/>
+        <w:shd w:fill="F2F2F2" w:val="clear" w:color="auto"/>
         <w:spacing w:after="200" w:before="0"/>
       </w:pPr>
       <w:r>
@@ -12035,7 +12035,7 @@
           <w:top w:val="single" w:color="1F3864" w:sz="18"/>
           <w:bottom w:val="single" w:color="1F3864" w:sz="4"/>
         </w:pBdr>
-        <w:shd w:fill="DAE3F3" w:val="solid"/>
+        <w:shd w:fill="DAE3F3" w:val="clear" w:color="auto"/>
         <w:spacing w:after="0" w:before="280"/>
       </w:pPr>
       <w:r>
@@ -12114,7 +12114,7 @@
         <w:pBdr>
           <w:top w:val="single" w:color="595959" w:sz="4"/>
         </w:pBdr>
-        <w:shd w:fill="F2F2F2" w:val="solid"/>
+        <w:shd w:fill="F2F2F2" w:val="clear" w:color="auto"/>
         <w:spacing w:after="60" w:before="120"/>
       </w:pPr>
       <w:r>
@@ -12149,7 +12149,7 @@
         <w:pBdr>
           <w:bottom w:val="single" w:color="595959" w:sz="4"/>
         </w:pBdr>
-        <w:shd w:fill="F2F2F2" w:val="solid"/>
+        <w:shd w:fill="F2F2F2" w:val="clear" w:color="auto"/>
         <w:spacing w:after="200" w:before="0"/>
       </w:pPr>
       <w:r>
@@ -12206,7 +12206,7 @@
         <w:pBdr>
           <w:bottom w:val="single" w:color="1F3864" w:sz="4"/>
         </w:pBdr>
-        <w:shd w:fill="DAE3F3" w:val="solid"/>
+        <w:shd w:fill="DAE3F3" w:val="clear" w:color="auto"/>
         <w:spacing w:after="100" w:before="240" w:line="300"/>
       </w:pPr>
       <w:r>
@@ -12356,7 +12356,7 @@
         <w:pBdr>
           <w:bottom w:val="single" w:color="1F3864" w:sz="4"/>
         </w:pBdr>
-        <w:shd w:fill="DAE3F3" w:val="solid"/>
+        <w:shd w:fill="DAE3F3" w:val="clear" w:color="auto"/>
         <w:spacing w:after="100" w:before="240" w:line="300"/>
       </w:pPr>
       <w:r>
@@ -12474,7 +12474,7 @@
         <w:pBdr>
           <w:bottom w:val="single" w:color="1F3864" w:sz="4"/>
         </w:pBdr>
-        <w:shd w:fill="DAE3F3" w:val="solid"/>
+        <w:shd w:fill="DAE3F3" w:val="clear" w:color="auto"/>
         <w:spacing w:after="100" w:before="240" w:line="300"/>
       </w:pPr>
       <w:r>
@@ -12593,7 +12593,7 @@
           <w:top w:val="single" w:color="ED7D31" w:sz="12"/>
           <w:bottom w:val="single" w:color="ED7D31" w:sz="12"/>
         </w:pBdr>
-        <w:shd w:fill="FCE4D6" w:val="solid"/>
+        <w:shd w:fill="FCE4D6" w:val="clear" w:color="auto"/>
         <w:spacing w:after="240" w:before="240"/>
       </w:pPr>
       <w:r>
@@ -12613,6 +12613,10 @@
     <w:sectPr>
       <w:headerReference w:type="default" r:id="rId7"/>
       <w:footerReference w:type="default" r:id="rId8"/>
+      <w:headerReference w:type="first" r:id="rId10"/>
+      <w:footerReference w:type="first" r:id="rId11"/>
+      <w:headerReference w:type="even" r:id="rId12"/>
+      <w:footerReference w:type="even" r:id="rId13"/>
       <w:pgSz w:w="11906" w:h="16838" w:orient="portrait"/>
       <w:pgMar w:top="1134" w:right="1134" w:bottom="1134" w:left="1134" w:header="708" w:footer="708" w:gutter="0"/>
       <w:pgNumType/>
@@ -12703,6 +12707,26 @@
 </w:ftr>
 </file>
 
+<file path=word/footer2.xml><?xml version="1.0" encoding="utf-8"?>
+<w:ftr xmlns:m="http://schemas.openxmlformats.org/officeDocument/2006/math" xmlns:mc="http://schemas.openxmlformats.org/markup-compatibility/2006" xmlns:mo="http://schemas.microsoft.com/office/mac/office/2008/main" xmlns:mv="urn:schemas-microsoft-com:mac:vml" xmlns:o="urn:schemas-microsoft-com:office:office" xmlns:r="http://schemas.openxmlformats.org/officeDocument/2006/relationships" xmlns:v="urn:schemas-microsoft-com:vml" xmlns:w10="urn:schemas-microsoft-com:office:word" xmlns:w14="http://schemas.microsoft.com/office/word/2010/wordml" xmlns:w="http://schemas.openxmlformats.org/wordprocessingml/2006/main" xmlns:wne="http://schemas.microsoft.com/office/word/2006/wordml" xmlns:wp14="http://schemas.microsoft.com/office/word/2010/wordprocessingDrawing" xmlns:wp="http://schemas.openxmlformats.org/drawingml/2006/wordprocessingDrawing" xmlns:wpc="http://schemas.microsoft.com/office/word/2010/wordprocessingCanvas" xmlns:wpg="http://schemas.microsoft.com/office/word/2010/wordprocessingGroup" xmlns:wpi="http://schemas.microsoft.com/office/word/2010/wordprocessingInk" xmlns:wps="http://schemas.microsoft.com/office/word/2010/wordprocessingShape" mc:Ignorable="w14 wp14">
+  <w:p>
+    <w:pPr>
+      <w:pStyle w:val="Footer"/>
+    </w:pPr>
+  </w:p>
+</w:ftr>
+</file>
+
+<file path=word/footer3.xml><?xml version="1.0" encoding="utf-8"?>
+<w:ftr xmlns:m="http://schemas.openxmlformats.org/officeDocument/2006/math" xmlns:mc="http://schemas.openxmlformats.org/markup-compatibility/2006" xmlns:mo="http://schemas.microsoft.com/office/mac/office/2008/main" xmlns:mv="urn:schemas-microsoft-com:mac:vml" xmlns:o="urn:schemas-microsoft-com:office:office" xmlns:r="http://schemas.openxmlformats.org/officeDocument/2006/relationships" xmlns:v="urn:schemas-microsoft-com:vml" xmlns:w10="urn:schemas-microsoft-com:office:word" xmlns:w14="http://schemas.microsoft.com/office/word/2010/wordml" xmlns:w="http://schemas.openxmlformats.org/wordprocessingml/2006/main" xmlns:wne="http://schemas.microsoft.com/office/word/2006/wordml" xmlns:wp14="http://schemas.microsoft.com/office/word/2010/wordprocessingDrawing" xmlns:wp="http://schemas.openxmlformats.org/drawingml/2006/wordprocessingDrawing" xmlns:wpc="http://schemas.microsoft.com/office/word/2010/wordprocessingCanvas" xmlns:wpg="http://schemas.microsoft.com/office/word/2010/wordprocessingGroup" xmlns:wpi="http://schemas.microsoft.com/office/word/2010/wordprocessingInk" xmlns:wps="http://schemas.microsoft.com/office/word/2010/wordprocessingShape" mc:Ignorable="w14 wp14">
+  <w:p>
+    <w:pPr>
+      <w:pStyle w:val="Footer"/>
+    </w:pPr>
+  </w:p>
+</w:ftr>
+</file>
+
 <file path=word/footnotes.xml><?xml version="1.0" encoding="utf-8"?>
 <w:footnotes xmlns:wpc="http://schemas.microsoft.com/office/word/2010/wordprocessingCanvas" xmlns:mc="http://schemas.openxmlformats.org/markup-compatibility/2006" xmlns:o="urn:schemas-microsoft-com:office:office" xmlns:r="http://schemas.openxmlformats.org/officeDocument/2006/relationships" xmlns:m="http://schemas.openxmlformats.org/officeDocument/2006/math" xmlns:v="urn:schemas-microsoft-com:vml" xmlns:wp14="http://schemas.microsoft.com/office/word/2010/wordprocessingDrawing" xmlns:wp="http://schemas.openxmlformats.org/drawingml/2006/wordprocessingDrawing" xmlns:w10="urn:schemas-microsoft-com:office:word" xmlns:w="http://schemas.openxmlformats.org/wordprocessingml/2006/main" xmlns:w14="http://schemas.microsoft.com/office/word/2010/wordml" xmlns:w15="http://schemas.microsoft.com/office/word/2012/wordml" xmlns:wpg="http://schemas.microsoft.com/office/word/2010/wordprocessingGroup" xmlns:wpi="http://schemas.microsoft.com/office/word/2010/wordprocessingInk" xmlns:wne="http://schemas.microsoft.com/office/word/2006/wordml" xmlns:wps="http://schemas.microsoft.com/office/word/2010/wordprocessingShape" mc:Ignorable="w14 w15 wp14">
   <w:footnote w:type="separator" w:id="-1">
@@ -12755,6 +12779,26 @@
       </w:rPr>
       <w:t xml:space="preserve">川崎町第10期介護保険事業計画 第1回介護保険運営委員会 想定問答集（事務局用）</w:t>
     </w:r>
+  </w:p>
+</w:hdr>
+</file>
+
+<file path=word/header2.xml><?xml version="1.0" encoding="utf-8"?>
+<w:hdr xmlns:m="http://schemas.openxmlformats.org/officeDocument/2006/math" xmlns:mc="http://schemas.openxmlformats.org/markup-compatibility/2006" xmlns:mo="http://schemas.microsoft.com/office/mac/office/2008/main" xmlns:mv="urn:schemas-microsoft-com:mac:vml" xmlns:o="urn:schemas-microsoft-com:office:office" xmlns:r="http://schemas.openxmlformats.org/officeDocument/2006/relationships" xmlns:v="urn:schemas-microsoft-com:vml" xmlns:w10="urn:schemas-microsoft-com:office:word" xmlns:w14="http://schemas.microsoft.com/office/word/2010/wordml" xmlns:w="http://schemas.openxmlformats.org/wordprocessingml/2006/main" xmlns:wne="http://schemas.microsoft.com/office/word/2006/wordml" xmlns:wp14="http://schemas.microsoft.com/office/word/2010/wordprocessingDrawing" xmlns:wp="http://schemas.openxmlformats.org/drawingml/2006/wordprocessingDrawing" xmlns:wpc="http://schemas.microsoft.com/office/word/2010/wordprocessingCanvas" xmlns:wpg="http://schemas.microsoft.com/office/word/2010/wordprocessingGroup" xmlns:wpi="http://schemas.microsoft.com/office/word/2010/wordprocessingInk" xmlns:wps="http://schemas.microsoft.com/office/word/2010/wordprocessingShape" mc:Ignorable="w14 wp14">
+  <w:p>
+    <w:pPr>
+      <w:pStyle w:val="Header"/>
+    </w:pPr>
+  </w:p>
+</w:hdr>
+</file>
+
+<file path=word/header3.xml><?xml version="1.0" encoding="utf-8"?>
+<w:hdr xmlns:m="http://schemas.openxmlformats.org/officeDocument/2006/math" xmlns:mc="http://schemas.openxmlformats.org/markup-compatibility/2006" xmlns:mo="http://schemas.microsoft.com/office/mac/office/2008/main" xmlns:mv="urn:schemas-microsoft-com:mac:vml" xmlns:o="urn:schemas-microsoft-com:office:office" xmlns:r="http://schemas.openxmlformats.org/officeDocument/2006/relationships" xmlns:v="urn:schemas-microsoft-com:vml" xmlns:w10="urn:schemas-microsoft-com:office:word" xmlns:w14="http://schemas.microsoft.com/office/word/2010/wordml" xmlns:w="http://schemas.openxmlformats.org/wordprocessingml/2006/main" xmlns:wne="http://schemas.microsoft.com/office/word/2006/wordml" xmlns:wp14="http://schemas.microsoft.com/office/word/2010/wordprocessingDrawing" xmlns:wp="http://schemas.openxmlformats.org/drawingml/2006/wordprocessingDrawing" xmlns:wpc="http://schemas.microsoft.com/office/word/2010/wordprocessingCanvas" xmlns:wpg="http://schemas.microsoft.com/office/word/2010/wordprocessingGroup" xmlns:wpi="http://schemas.microsoft.com/office/word/2010/wordprocessingInk" xmlns:wps="http://schemas.microsoft.com/office/word/2010/wordprocessingShape" mc:Ignorable="w14 wp14">
+  <w:p>
+    <w:pPr>
+      <w:pStyle w:val="Header"/>
+    </w:pPr>
   </w:p>
 </w:hdr>
 </file>
